--- a/docs/Manual_de_usuario_Olwe.docx
+++ b/docs/Manual_de_usuario_Olwe.docx
@@ -38,7 +38,7 @@
           <w:color w:val="595959"/>
           <w:sz w:val="22"/>
         </w:rPr>
-        <w:t>Gu?a para utilizar la plataforma universitaria Olwe</w:t>
+        <w:t>Guía para utilizar la plataforma universitaria Olwe</w:t>
       </w:r>
     </w:p>
     <w:p/>
@@ -47,12 +47,12 @@
         <w:pStyle w:val="Heading1"/>
       </w:pPr>
       <w:r>
-        <w:t>1. Descripci?n general</w:t>
+        <w:t>1. Descripción general</w:t>
       </w:r>
     </w:p>
     <w:p>
       <w:r>
-        <w:t>Olwe es una interfaz web universitaria para explorar actividades, consultar planes y organizar encuentros dentro de la comunidad estudiantil. Esta versi?n es un prototipo visual con datos simulados y conserva una navegaci?n preparada para futuras secciones.</w:t>
+        <w:t>Olwe es una interfaz web universitaria para explorar actividades, consultar planes y organizar encuentros dentro de la comunidad estudiantil. Esta versión es un prototipo visual con datos simulados y conserva una navegación preparada para futuras secciones.</w:t>
       </w:r>
     </w:p>
     <w:p>
@@ -76,7 +76,7 @@
         <w:pStyle w:val="ListBullet"/>
       </w:pPr>
       <w:r>
-        <w:t>Conexi?n a internet si la aplicaci?n se publica mediante un servidor remoto o t?nel.</w:t>
+        <w:t>Conexi?n a internet si la aplicación se publica mediante un servidor remoto o túnel.</w:t>
       </w:r>
     </w:p>
     <w:p>
@@ -92,7 +92,7 @@
         <w:pStyle w:val="ListBullet"/>
       </w:pPr>
       <w:r>
-        <w:t>Para la demostraci?n local: usuario@unison.mx / 123456.</w:t>
+        <w:t>Para la demostración local: usuario@unison.mx / 123456.</w:t>
       </w:r>
     </w:p>
     <w:p>
@@ -100,12 +100,12 @@
         <w:pStyle w:val="Heading1"/>
       </w:pPr>
       <w:r>
-        <w:t>3. Inicio de sesi?n</w:t>
+        <w:t>3. Inicio de sesión</w:t>
       </w:r>
     </w:p>
     <w:p>
       <w:r>
-        <w:t>La pantalla de acceso presenta una fotograf?a institucional, el logotipo de la Universidad de Sonora y el formulario de autenticaci?n.</w:t>
+        <w:t>La pantalla de acceso presenta una fotograf?a institucional, el logotipo de la Universidad de Sonora y el formulario de autenticación.</w:t>
       </w:r>
     </w:p>
     <w:p>
@@ -121,7 +121,7 @@
         <w:pStyle w:val="ListNumber"/>
       </w:pPr>
       <w:r>
-        <w:t>Introduce la contrase?a. El icono del ojo permite mostrar u ocultar el texto.</w:t>
+        <w:t>Introduce la contraseña. El icono del ojo permite mostrar u ocultar el texto.</w:t>
       </w:r>
     </w:p>
     <w:p>
@@ -137,7 +137,7 @@
         <w:pStyle w:val="ListNumber"/>
       </w:pPr>
       <w:r>
-        <w:t>Presiona Iniciar sesi?n.</w:t>
+        <w:t>Presiona Iniciar sesión.</w:t>
       </w:r>
     </w:p>
     <w:p>
@@ -145,12 +145,12 @@
         <w:pStyle w:val="ListNumber"/>
       </w:pPr>
       <w:r>
-        <w:t>Si los datos son v?lidos, el sistema dirige directamente a la secci?n Explorar.</w:t>
+        <w:t>Si los datos son válidos, el sistema dirige directamente a la sección Explorar.</w:t>
       </w:r>
     </w:p>
     <w:p>
       <w:r>
-        <w:t>Validaciones: el correo debe pertenecer al dominio @unison.mx, la contrase?a es obligatoria y debe tener al menos seis caracteres. En el prototipo, las credenciales v?lidas son las indicadas en la secci?n anterior.</w:t>
+        <w:t>Validaciones: el correo debe pertenecer al dominio @unison.mx, la contraseña es obligatoria y debe tener al menos seis caracteres. En el prototipo, las credenciales válidas son las indicadas en la sección anterior.</w:t>
       </w:r>
     </w:p>
     <w:p>
@@ -163,7 +163,7 @@
     </w:p>
     <w:p>
       <w:r>
-        <w:t>Explorar es la pantalla inicial despu?s del acceso. Contiene una barra lateral y un mapa visual con marcadores de planes disponibles.</w:t>
+        <w:t>Explorar es la pantalla inicial después del acceso. Contiene una barra lateral y un mapa visual con marcadores de planes disponibles.</w:t>
       </w:r>
     </w:p>
     <w:p>
@@ -171,7 +171,7 @@
         <w:pStyle w:val="ListBullet"/>
       </w:pPr>
       <w:r>
-        <w:t>Usa la barra lateral para cambiar de secci?n.</w:t>
+        <w:t>Usa la barra lateral para cambiar de sección.</w:t>
       </w:r>
     </w:p>
     <w:p>
@@ -187,7 +187,7 @@
         <w:pStyle w:val="ListBullet"/>
       </w:pPr>
       <w:r>
-        <w:t>Usa el bot?n Crear para abrir el formulario visual de creaci?n de un plan.</w:t>
+        <w:t>Usa el botón Crear para abrir el formulario visual de creación de un plan.</w:t>
       </w:r>
     </w:p>
     <w:p>
@@ -195,7 +195,7 @@
         <w:pStyle w:val="ListBullet"/>
       </w:pPr>
       <w:r>
-        <w:t>Las categor?as y ubicaciones se muestran mediante marcadores de colores.</w:t>
+        <w:t>Las categorías y ubicaciones se muestran mediante marcadores de colores.</w:t>
       </w:r>
     </w:p>
     <w:p>
@@ -208,7 +208,7 @@
     </w:p>
     <w:p>
       <w:r>
-        <w:t>Esta secci?n muestra una lista de planes simulados y herramientas de b?squeda y filtrado.</w:t>
+        <w:t>Esta sección muestra una lista de planes simulados y herramientas de búsqueda y filtrado.</w:t>
       </w:r>
     </w:p>
     <w:tbl>
@@ -255,7 +255,7 @@
                 <w:color w:val="FFFFFF"/>
                 <w:sz w:val="18"/>
               </w:rPr>
-              <w:t>Descripci?n</w:t>
+              <w:t>Descripción</w:t>
             </w:r>
           </w:p>
         </w:tc>
@@ -289,7 +289,7 @@
                 <w:b w:val="0"/>
                 <w:sz w:val="18"/>
               </w:rPr>
-              <w:t>Filtra por t?tulo o descripci?n.</w:t>
+              <w:t>Filtra por título o descripción.</w:t>
             </w:r>
           </w:p>
         </w:tc>
@@ -301,13 +301,8 @@
             <w:vAlign w:val="center"/>
           </w:tcPr>
           <w:p>
-            <w:r/>
             <w:r>
-              <w:rPr>
-                <w:b w:val="0"/>
-                <w:sz w:val="18"/>
-              </w:rPr>
-              <w:t>Categor?a</w:t>
+              <w:t>Categoría</w:t>
             </w:r>
           </w:p>
         </w:tc>
@@ -323,7 +318,7 @@
                 <w:b w:val="0"/>
                 <w:sz w:val="18"/>
               </w:rPr>
-              <w:t>Muestra planes de una categor?a espec?fica.</w:t>
+              <w:t>Muestra planes de una categoría específica.</w:t>
             </w:r>
           </w:p>
         </w:tc>
@@ -357,7 +352,7 @@
                 <w:b w:val="0"/>
                 <w:sz w:val="18"/>
               </w:rPr>
-              <w:t>Filtra por el alcance de publicaci?n del plan.</w:t>
+              <w:t>Filtra por el alcance de publicación del plan.</w:t>
             </w:r>
           </w:p>
         </w:tc>
@@ -425,7 +420,7 @@
                 <w:b w:val="0"/>
                 <w:sz w:val="18"/>
               </w:rPr>
-              <w:t>Abre el modal de creaci?n.</w:t>
+              <w:t>Abre el modal de creación.</w:t>
             </w:r>
           </w:p>
         </w:tc>
@@ -434,7 +429,7 @@
     <w:p/>
     <w:p>
       <w:r>
-        <w:t>Al seleccionar una tarjeta se abre el detalle del plan en un panel dividido. Si no hay coincidencias, se muestra un mensaje para probar otros t?rminos o filtros.</w:t>
+        <w:t>Al seleccionar una tarjeta se abre el detalle del plan en un panel dividido. Si no hay coincidencias, se muestra un mensaje para probar otros términos o filtros.</w:t>
       </w:r>
     </w:p>
     <w:p>
@@ -458,7 +453,7 @@
         <w:pStyle w:val="ListNumber"/>
       </w:pPr>
       <w:r>
-        <w:t>Completa los campos visuales: t?tulo, descripci?n, fecha, hora, visibilidad, l?mite, ubicaci?n, color y categor?a.</w:t>
+        <w:t>Completa los campos visuales: título, descripción, fecha, hora, visibilidad, límite, ubicación, color y categoría.</w:t>
       </w:r>
     </w:p>
     <w:p>
@@ -474,12 +469,12 @@
         <w:pStyle w:val="ListNumber"/>
       </w:pPr>
       <w:r>
-        <w:t>Revisa la informaci?n mostrada y presiona Publicar para cerrar el flujo.</w:t>
+        <w:t>Revisa la información mostrada y presiona Publicar para cerrar el flujo.</w:t>
       </w:r>
     </w:p>
     <w:p>
       <w:r>
-        <w:t>Nota: en esta versi?n el formulario y la publicaci?n son visuales; los datos no se guardan de forma permanente ni se agregan a la lista de planes.</w:t>
+        <w:t>Nota: en esta versión el formulario y la publicación son visuales; los datos no se guardan de forma permanente ni se agregan a la lista de planes.</w:t>
       </w:r>
     </w:p>
     <w:p>
@@ -487,12 +482,12 @@
         <w:pStyle w:val="Heading1"/>
       </w:pPr>
       <w:r>
-        <w:t>7. Detalle y edici?n</w:t>
+        <w:t>7. Detalle y edición</w:t>
       </w:r>
     </w:p>
     <w:p>
       <w:r>
-        <w:t>El detalle presenta la informaci?n del plan y un bloque de edici?n en la misma vista para aprovechar el espacio de escritorio. Los botones Eliminar plan y Actualizar son elementos visuales del prototipo y no persisten cambios.</w:t>
+        <w:t>El detalle presenta la información del plan y un bloque de edición en la misma vista para aprovechar el espacio de escritorio. Los botones Eliminar plan y Actualizar son elementos visuales del prototipo y no persisten cambios.</w:t>
       </w:r>
     </w:p>
     <w:p>
@@ -500,7 +495,7 @@
         <w:pStyle w:val="Heading1"/>
       </w:pPr>
       <w:r>
-        <w:t>8. Navegaci?n disponible</w:t>
+        <w:t>8. Navegación disponible</w:t>
       </w:r>
     </w:p>
     <w:tbl>
@@ -522,14 +517,8 @@
             <w:shd w:fill="2F5496"/>
           </w:tcPr>
           <w:p>
-            <w:r/>
             <w:r>
-              <w:rPr>
-                <w:b/>
-                <w:color w:val="FFFFFF"/>
-                <w:sz w:val="18"/>
-              </w:rPr>
-              <w:t>Secci?n</w:t>
+              <w:t>Sección</w:t>
             </w:r>
           </w:p>
         </w:tc>
@@ -615,7 +604,7 @@
                 <w:b w:val="0"/>
                 <w:sz w:val="18"/>
               </w:rPr>
-              <w:t>Disponible con b?squeda, filtros y tarjetas.</w:t>
+              <w:t>Disponible con búsqueda, filtros y tarjetas.</w:t>
             </w:r>
           </w:p>
         </w:tc>
@@ -649,7 +638,7 @@
                 <w:b w:val="0"/>
                 <w:sz w:val="18"/>
               </w:rPr>
-              <w:t>Estructura visual; pr?ximamente.</w:t>
+              <w:t>Estructura visual; próximamente.</w:t>
             </w:r>
           </w:p>
         </w:tc>
@@ -683,7 +672,7 @@
                 <w:b w:val="0"/>
                 <w:sz w:val="18"/>
               </w:rPr>
-              <w:t>Estructura visual; pr?ximamente.</w:t>
+              <w:t>Estructura visual; próximamente.</w:t>
             </w:r>
           </w:p>
         </w:tc>
@@ -717,7 +706,7 @@
                 <w:b w:val="0"/>
                 <w:sz w:val="18"/>
               </w:rPr>
-              <w:t>Estructura visual; pr?ximamente.</w:t>
+              <w:t>Estructura visual; próximamente.</w:t>
             </w:r>
           </w:p>
         </w:tc>
@@ -751,7 +740,7 @@
                 <w:b w:val="0"/>
                 <w:sz w:val="18"/>
               </w:rPr>
-              <w:t>Estructura visual; pr?ximamente.</w:t>
+              <w:t>Estructura visual; próximamente.</w:t>
             </w:r>
           </w:p>
         </w:tc>
@@ -763,12 +752,12 @@
         <w:pStyle w:val="Heading1"/>
       </w:pPr>
       <w:r>
-        <w:t>9. Dise?o adaptable</w:t>
+        <w:t>9. Diseño adaptable</w:t>
       </w:r>
     </w:p>
     <w:p>
       <w:r>
-        <w:t>La interfaz se adapta a escritorio, tablet y m?vil. En pantallas peque?as el login pasa a una sola columna, la navegaci?n se compacta, las tarjetas ocupan el ancho disponible y los modales se convierten en paneles inferiores.</w:t>
+        <w:t>La interfaz se adapta a escritorio, tablet y móvil. En pantallas peque?as el login pasa a una sola columna, la navegación se compacta, las tarjetas ocupan el ancho disponible y los modales se convierten en paneles inferiores.</w:t>
       </w:r>
     </w:p>
     <w:p>
@@ -776,12 +765,12 @@
         <w:pStyle w:val="Heading1"/>
       </w:pPr>
       <w:r>
-        <w:t>10. Cerrar sesi?n</w:t>
+        <w:t>10. Cerrar sesión</w:t>
       </w:r>
     </w:p>
     <w:p>
       <w:r>
-        <w:t>Utiliza el control de men?/cierre de sesi?n ubicado al final de la barra lateral. La aplicaci?n volver? a la pantalla de acceso.</w:t>
+        <w:t>Utiliza el control de menú/cierre de sesión ubicado al final de la barra lateral. La aplicación volver? a la pantalla de acceso.</w:t>
       </w:r>
     </w:p>
     <w:p>
@@ -797,7 +786,7 @@
         <w:pStyle w:val="ListBullet"/>
       </w:pPr>
       <w:r>
-        <w:t>La autenticaci?n es simulada y no utiliza un servidor ni una base de datos.</w:t>
+        <w:t>La autenticación es simulada y no utiliza un servidor ni una base de datos.</w:t>
       </w:r>
     </w:p>
     <w:p>
@@ -813,7 +802,7 @@
         <w:pStyle w:val="ListBullet"/>
       </w:pPr>
       <w:r>
-        <w:t>Crear, publicar, actualizar y eliminar no persisten informaci?n.</w:t>
+        <w:t>Crear, publicar, actualizar y eliminar no persisten información.</w:t>
       </w:r>
     </w:p>
     <w:p>
@@ -821,7 +810,7 @@
         <w:pStyle w:val="ListBullet"/>
       </w:pPr>
       <w:r>
-        <w:t>Las secciones secundarias solo muestran un estado de Pr?ximamente.</w:t>
+        <w:t>Las secciones secundarias solo muestran un estado de Próximamente.</w:t>
       </w:r>
     </w:p>
     <w:sectPr>

--- a/docs/Manual_de_usuario_Olwe.docx
+++ b/docs/Manual_de_usuario_Olwe.docx
@@ -76,7 +76,7 @@
         <w:pStyle w:val="ListBullet"/>
       </w:pPr>
       <w:r>
-        <w:t>Conexi?n a internet si la aplicación se publica mediante un servidor remoto o túnel.</w:t>
+        <w:t>Conexión a internet si la aplicación se publica mediante un servidor remoto o túnel.</w:t>
       </w:r>
     </w:p>
     <w:p>
@@ -105,7 +105,7 @@
     </w:p>
     <w:p>
       <w:r>
-        <w:t>La pantalla de acceso presenta una fotograf?a institucional, el logotipo de la Universidad de Sonora y el formulario de autenticación.</w:t>
+        <w:t>La pantalla de acceso presenta una fotografía institucional, el logotipo de la Universidad de Sonora y el formulario de autenticación.</w:t>
       </w:r>
     </w:p>
     <w:p>
@@ -757,7 +757,7 @@
     </w:p>
     <w:p>
       <w:r>
-        <w:t>La interfaz se adapta a escritorio, tablet y móvil. En pantallas peque?as el login pasa a una sola columna, la navegación se compacta, las tarjetas ocupan el ancho disponible y los modales se convierten en paneles inferiores.</w:t>
+        <w:t>La interfaz se adapta a escritorio, tablet y móvil. En pantallas pequeñas el login pasa a una sola columna, la navegación se compacta, las tarjetas ocupan el ancho disponible y los modales se convierten en paneles inferiores.</w:t>
       </w:r>
     </w:p>
     <w:p>
@@ -770,7 +770,7 @@
     </w:p>
     <w:p>
       <w:r>
-        <w:t>Utiliza el control de menú/cierre de sesión ubicado al final de la barra lateral. La aplicación volver? a la pantalla de acceso.</w:t>
+        <w:t>Utiliza el control de menú/cierre de sesión ubicado al final de la barra lateral. La aplicación volverá a la pantalla de acceso.</w:t>
       </w:r>
     </w:p>
     <w:p>

--- a/docs/Manual_de_usuario_Olwe.docx
+++ b/docs/Manual_de_usuario_Olwe.docx
@@ -4,44 +4,19 @@
   <w:body>
     <w:p>
       <w:pPr>
-        <w:jc w:val="center"/>
+        <w:pStyle w:val="Title"/>
       </w:pPr>
       <w:r>
-        <w:rPr>
-          <w:b/>
-          <w:color w:val="2F5496"/>
-          <w:sz w:val="60"/>
-        </w:rPr>
         <w:t>OLWE</w:t>
-      </w:r>
-    </w:p>
-    <w:p>
-      <w:pPr>
-        <w:jc w:val="center"/>
-      </w:pPr>
-      <w:r>
-        <w:rPr>
-          <w:b/>
-          <w:color w:val="1F3864"/>
-          <w:sz w:val="44"/>
-        </w:rPr>
+        <w:br/>
         <w:t>Manual de usuario</w:t>
       </w:r>
     </w:p>
     <w:p>
-      <w:pPr>
-        <w:jc w:val="center"/>
-      </w:pPr>
       <w:r>
-        <w:rPr>
-          <w:i/>
-          <w:color w:val="595959"/>
-          <w:sz w:val="22"/>
-        </w:rPr>
         <w:t>Guía para utilizar la plataforma universitaria Olwe</w:t>
       </w:r>
     </w:p>
-    <w:p/>
     <w:p>
       <w:pPr>
         <w:pStyle w:val="Heading1"/>
@@ -64,34 +39,13 @@
       </w:r>
     </w:p>
     <w:p>
-      <w:pPr>
-        <w:pStyle w:val="ListBullet"/>
-      </w:pPr>
       <w:r>
         <w:t>Navegador moderno: Chrome, Edge, Firefox o Safari.</w:t>
-      </w:r>
-    </w:p>
-    <w:p>
-      <w:pPr>
-        <w:pStyle w:val="ListBullet"/>
-      </w:pPr>
-      <w:r>
+        <w:br/>
         <w:t>Conexión a internet si la aplicación se publica mediante un servidor remoto o túnel.</w:t>
-      </w:r>
-    </w:p>
-    <w:p>
-      <w:pPr>
-        <w:pStyle w:val="ListBullet"/>
-      </w:pPr>
-      <w:r>
+        <w:br/>
         <w:t>Correo institucional con dominio @unison.mx.</w:t>
-      </w:r>
-    </w:p>
-    <w:p>
-      <w:pPr>
-        <w:pStyle w:val="ListBullet"/>
-      </w:pPr>
-      <w:r>
+        <w:br/>
         <w:t>Para la demostración local: usuario@unison.mx / 123456.</w:t>
       </w:r>
     </w:p>
@@ -106,50 +60,17 @@
     <w:p>
       <w:r>
         <w:t>La pantalla de acceso presenta una fotografía institucional, el logotipo de la Universidad de Sonora y el formulario de autenticación.</w:t>
-      </w:r>
-    </w:p>
-    <w:p>
-      <w:pPr>
-        <w:pStyle w:val="ListNumber"/>
-      </w:pPr>
-      <w:r>
+        <w:br/>
         <w:t>Escribe tu correo institucional en el campo Correo institucional.</w:t>
-      </w:r>
-    </w:p>
-    <w:p>
-      <w:pPr>
-        <w:pStyle w:val="ListNumber"/>
-      </w:pPr>
-      <w:r>
+        <w:br/>
         <w:t>Introduce la contraseña. El icono del ojo permite mostrar u ocultar el texto.</w:t>
-      </w:r>
-    </w:p>
-    <w:p>
-      <w:pPr>
-        <w:pStyle w:val="ListNumber"/>
-      </w:pPr>
-      <w:r>
+        <w:br/>
         <w:t>Opcionalmente activa Recordarme en este dispositivo.</w:t>
-      </w:r>
-    </w:p>
-    <w:p>
-      <w:pPr>
-        <w:pStyle w:val="ListNumber"/>
-      </w:pPr>
-      <w:r>
+        <w:br/>
         <w:t>Presiona Iniciar sesión.</w:t>
-      </w:r>
-    </w:p>
-    <w:p>
-      <w:pPr>
-        <w:pStyle w:val="ListNumber"/>
-      </w:pPr>
-      <w:r>
+        <w:br/>
         <w:t>Si los datos son válidos, el sistema dirige directamente a la sección Explorar.</w:t>
-      </w:r>
-    </w:p>
-    <w:p>
-      <w:r>
+        <w:br/>
         <w:t>Validaciones: el correo debe pertenecer al dominio @unison.mx, la contraseña es obligatoria y debe tener al menos seis caracteres. En el prototipo, las credenciales válidas son las indicadas en la sección anterior.</w:t>
       </w:r>
     </w:p>
@@ -164,37 +85,13 @@
     <w:p>
       <w:r>
         <w:t>Explorar es la pantalla inicial después del acceso. Contiene una barra lateral y un mapa visual con marcadores de planes disponibles.</w:t>
-      </w:r>
-    </w:p>
-    <w:p>
-      <w:pPr>
-        <w:pStyle w:val="ListBullet"/>
-      </w:pPr>
-      <w:r>
+        <w:br/>
         <w:t>Usa la barra lateral para cambiar de sección.</w:t>
-      </w:r>
-    </w:p>
-    <w:p>
-      <w:pPr>
-        <w:pStyle w:val="ListBullet"/>
-      </w:pPr>
-      <w:r>
+        <w:br/>
         <w:t>Selecciona un marcador del mapa para consultar el detalle del plan.</w:t>
-      </w:r>
-    </w:p>
-    <w:p>
-      <w:pPr>
-        <w:pStyle w:val="ListBullet"/>
-      </w:pPr>
-      <w:r>
+        <w:br/>
         <w:t>Usa el botón Crear para abrir el formulario visual de creación de un plan.</w:t>
-      </w:r>
-    </w:p>
-    <w:p>
-      <w:pPr>
-        <w:pStyle w:val="ListBullet"/>
-      </w:pPr>
-      <w:r>
+        <w:br/>
         <w:t>Las categorías y ubicaciones se muestran mediante marcadores de colores.</w:t>
       </w:r>
     </w:p>
@@ -209,226 +106,17 @@
     <w:p>
       <w:r>
         <w:t>Esta sección muestra una lista de planes simulados y herramientas de búsqueda y filtrado.</w:t>
-      </w:r>
-    </w:p>
-    <w:tbl>
-      <w:tblPr>
-        <w:tblStyle w:val="TableGrid"/>
-        <w:tblW w:type="auto" w:w="0"/>
-        <w:jc w:val="center"/>
-        <w:tblLook w:firstColumn="1" w:firstRow="1" w:lastColumn="0" w:lastRow="0" w:noHBand="0" w:noVBand="1" w:val="04A0"/>
-      </w:tblPr>
-      <w:tblGrid>
-        <w:gridCol w:w="4968"/>
-        <w:gridCol w:w="4968"/>
-      </w:tblGrid>
-      <w:tr>
-        <w:tc>
-          <w:tcPr>
-            <w:tcW w:type="dxa" w:w="4968"/>
-            <w:vAlign w:val="center"/>
-            <w:shd w:fill="2F5496"/>
-          </w:tcPr>
-          <w:p>
-            <w:r/>
-            <w:r>
-              <w:rPr>
-                <w:b/>
-                <w:color w:val="FFFFFF"/>
-                <w:sz w:val="18"/>
-              </w:rPr>
-              <w:t>Control</w:t>
-            </w:r>
-          </w:p>
-        </w:tc>
-        <w:tc>
-          <w:tcPr>
-            <w:tcW w:type="dxa" w:w="4968"/>
-            <w:vAlign w:val="center"/>
-            <w:shd w:fill="2F5496"/>
-          </w:tcPr>
-          <w:p>
-            <w:r/>
-            <w:r>
-              <w:rPr>
-                <w:b/>
-                <w:color w:val="FFFFFF"/>
-                <w:sz w:val="18"/>
-              </w:rPr>
-              <w:t>Descripción</w:t>
-            </w:r>
-          </w:p>
-        </w:tc>
-      </w:tr>
-      <w:tr>
-        <w:tc>
-          <w:tcPr>
-            <w:tcW w:type="dxa" w:w="4968"/>
-            <w:vAlign w:val="center"/>
-          </w:tcPr>
-          <w:p>
-            <w:r/>
-            <w:r>
-              <w:rPr>
-                <w:b w:val="0"/>
-                <w:sz w:val="18"/>
-              </w:rPr>
-              <w:t>Buscar</w:t>
-            </w:r>
-          </w:p>
-        </w:tc>
-        <w:tc>
-          <w:tcPr>
-            <w:tcW w:type="dxa" w:w="4968"/>
-            <w:vAlign w:val="center"/>
-          </w:tcPr>
-          <w:p>
-            <w:r/>
-            <w:r>
-              <w:rPr>
-                <w:b w:val="0"/>
-                <w:sz w:val="18"/>
-              </w:rPr>
-              <w:t>Filtra por título o descripción.</w:t>
-            </w:r>
-          </w:p>
-        </w:tc>
-      </w:tr>
-      <w:tr>
-        <w:tc>
-          <w:tcPr>
-            <w:tcW w:type="dxa" w:w="4968"/>
-            <w:vAlign w:val="center"/>
-          </w:tcPr>
-          <w:p>
-            <w:r>
-              <w:t>Categoría</w:t>
-            </w:r>
-          </w:p>
-        </w:tc>
-        <w:tc>
-          <w:tcPr>
-            <w:tcW w:type="dxa" w:w="4968"/>
-            <w:vAlign w:val="center"/>
-          </w:tcPr>
-          <w:p>
-            <w:r/>
-            <w:r>
-              <w:rPr>
-                <w:b w:val="0"/>
-                <w:sz w:val="18"/>
-              </w:rPr>
-              <w:t>Muestra planes de una categoría específica.</w:t>
-            </w:r>
-          </w:p>
-        </w:tc>
-      </w:tr>
-      <w:tr>
-        <w:tc>
-          <w:tcPr>
-            <w:tcW w:type="dxa" w:w="4968"/>
-            <w:vAlign w:val="center"/>
-          </w:tcPr>
-          <w:p>
-            <w:r/>
-            <w:r>
-              <w:rPr>
-                <w:b w:val="0"/>
-                <w:sz w:val="18"/>
-              </w:rPr>
-              <w:t>Visibilidad</w:t>
-            </w:r>
-          </w:p>
-        </w:tc>
-        <w:tc>
-          <w:tcPr>
-            <w:tcW w:type="dxa" w:w="4968"/>
-            <w:vAlign w:val="center"/>
-          </w:tcPr>
-          <w:p>
-            <w:r/>
-            <w:r>
-              <w:rPr>
-                <w:b w:val="0"/>
-                <w:sz w:val="18"/>
-              </w:rPr>
-              <w:t>Filtra por el alcance de publicación del plan.</w:t>
-            </w:r>
-          </w:p>
-        </w:tc>
-      </w:tr>
-      <w:tr>
-        <w:tc>
-          <w:tcPr>
-            <w:tcW w:type="dxa" w:w="4968"/>
-            <w:vAlign w:val="center"/>
-          </w:tcPr>
-          <w:p>
-            <w:r/>
-            <w:r>
-              <w:rPr>
-                <w:b w:val="0"/>
-                <w:sz w:val="18"/>
-              </w:rPr>
-              <w:t>Estado</w:t>
-            </w:r>
-          </w:p>
-        </w:tc>
-        <w:tc>
-          <w:tcPr>
-            <w:tcW w:type="dxa" w:w="4968"/>
-            <w:vAlign w:val="center"/>
-          </w:tcPr>
-          <w:p>
-            <w:r/>
-            <w:r>
-              <w:rPr>
-                <w:b w:val="0"/>
-                <w:sz w:val="18"/>
-              </w:rPr>
-              <w:t>Permite ver planes vigentes o expirados.</w:t>
-            </w:r>
-          </w:p>
-        </w:tc>
-      </w:tr>
-      <w:tr>
-        <w:tc>
-          <w:tcPr>
-            <w:tcW w:type="dxa" w:w="4968"/>
-            <w:vAlign w:val="center"/>
-          </w:tcPr>
-          <w:p>
-            <w:r/>
-            <w:r>
-              <w:rPr>
-                <w:b w:val="0"/>
-                <w:sz w:val="18"/>
-              </w:rPr>
-              <w:t>Crear un plan</w:t>
-            </w:r>
-          </w:p>
-        </w:tc>
-        <w:tc>
-          <w:tcPr>
-            <w:tcW w:type="dxa" w:w="4968"/>
-            <w:vAlign w:val="center"/>
-          </w:tcPr>
-          <w:p>
-            <w:r/>
-            <w:r>
-              <w:rPr>
-                <w:b w:val="0"/>
-                <w:sz w:val="18"/>
-              </w:rPr>
-              <w:t>Abre el modal de creación.</w:t>
-            </w:r>
-          </w:p>
-        </w:tc>
-      </w:tr>
-    </w:tbl>
-    <w:p/>
-    <w:p>
-      <w:r>
+        <w:br/>
+        <w:t>- Buscar: Filtra por título o descripción.</w:t>
+        <w:br/>
+        <w:t>- Categoría: Muestra planes de una categoría específica.</w:t>
+        <w:br/>
+        <w:t>- Visibilidad: Filtra por el alcance de publicación del plan.</w:t>
+        <w:br/>
+        <w:t>- Estado: Permite ver planes vigentes o expirados.</w:t>
+        <w:br/>
+        <w:t>- Crear un plan: Abre el modal de creación.</w:t>
+        <w:br/>
         <w:t>Al seleccionar una tarjeta se abre el detalle del plan en un panel dividido. Si no hay coincidencias, se muestra un mensaje para probar otros términos o filtros.</w:t>
       </w:r>
     </w:p>
@@ -441,39 +129,15 @@
       </w:r>
     </w:p>
     <w:p>
-      <w:pPr>
-        <w:pStyle w:val="ListNumber"/>
-      </w:pPr>
       <w:r>
         <w:t>Presiona Crear en Explorar o Crear un plan en Mis planes.</w:t>
-      </w:r>
-    </w:p>
-    <w:p>
-      <w:pPr>
-        <w:pStyle w:val="ListNumber"/>
-      </w:pPr>
-      <w:r>
+        <w:br/>
         <w:t>Completa los campos visuales: título, descripción, fecha, hora, visibilidad, límite, ubicación, color y categoría.</w:t>
-      </w:r>
-    </w:p>
-    <w:p>
-      <w:pPr>
-        <w:pStyle w:val="ListNumber"/>
-      </w:pPr>
-      <w:r>
+        <w:br/>
         <w:t>Presiona Continuar para ver la vista previa.</w:t>
-      </w:r>
-    </w:p>
-    <w:p>
-      <w:pPr>
-        <w:pStyle w:val="ListNumber"/>
-      </w:pPr>
-      <w:r>
+        <w:br/>
         <w:t>Revisa la información mostrada y presiona Publicar para cerrar el flujo.</w:t>
-      </w:r>
-    </w:p>
-    <w:p>
-      <w:r>
+        <w:br/>
         <w:t>Nota: en esta versión el formulario y la publicación son visuales; los datos no se guardan de forma permanente ni se agregan a la lista de planes.</w:t>
       </w:r>
     </w:p>
@@ -498,255 +162,23 @@
         <w:t>8. Navegación disponible</w:t>
       </w:r>
     </w:p>
-    <w:tbl>
-      <w:tblPr>
-        <w:tblStyle w:val="TableGrid"/>
-        <w:tblW w:type="auto" w:w="0"/>
-        <w:jc w:val="center"/>
-        <w:tblLook w:firstColumn="1" w:firstRow="1" w:lastColumn="0" w:lastRow="0" w:noHBand="0" w:noVBand="1" w:val="04A0"/>
-      </w:tblPr>
-      <w:tblGrid>
-        <w:gridCol w:w="4968"/>
-        <w:gridCol w:w="4968"/>
-      </w:tblGrid>
-      <w:tr>
-        <w:tc>
-          <w:tcPr>
-            <w:tcW w:type="dxa" w:w="4968"/>
-            <w:vAlign w:val="center"/>
-            <w:shd w:fill="2F5496"/>
-          </w:tcPr>
-          <w:p>
-            <w:r>
-              <w:t>Sección</w:t>
-            </w:r>
-          </w:p>
-        </w:tc>
-        <w:tc>
-          <w:tcPr>
-            <w:tcW w:type="dxa" w:w="4968"/>
-            <w:vAlign w:val="center"/>
-            <w:shd w:fill="2F5496"/>
-          </w:tcPr>
-          <w:p>
-            <w:r/>
-            <w:r>
-              <w:rPr>
-                <w:b/>
-                <w:color w:val="FFFFFF"/>
-                <w:sz w:val="18"/>
-              </w:rPr>
-              <w:t>Estado actual</w:t>
-            </w:r>
-          </w:p>
-        </w:tc>
-      </w:tr>
-      <w:tr>
-        <w:tc>
-          <w:tcPr>
-            <w:tcW w:type="dxa" w:w="4968"/>
-            <w:vAlign w:val="center"/>
-          </w:tcPr>
-          <w:p>
-            <w:r/>
-            <w:r>
-              <w:rPr>
-                <w:b w:val="0"/>
-                <w:sz w:val="18"/>
-              </w:rPr>
-              <w:t>Explorar</w:t>
-            </w:r>
-          </w:p>
-        </w:tc>
-        <w:tc>
-          <w:tcPr>
-            <w:tcW w:type="dxa" w:w="4968"/>
-            <w:vAlign w:val="center"/>
-          </w:tcPr>
-          <w:p>
-            <w:r/>
-            <w:r>
-              <w:rPr>
-                <w:b w:val="0"/>
-                <w:sz w:val="18"/>
-              </w:rPr>
-              <w:t>Disponible con mapa y marcadores.</w:t>
-            </w:r>
-          </w:p>
-        </w:tc>
-      </w:tr>
-      <w:tr>
-        <w:tc>
-          <w:tcPr>
-            <w:tcW w:type="dxa" w:w="4968"/>
-            <w:vAlign w:val="center"/>
-          </w:tcPr>
-          <w:p>
-            <w:r/>
-            <w:r>
-              <w:rPr>
-                <w:b w:val="0"/>
-                <w:sz w:val="18"/>
-              </w:rPr>
-              <w:t>Mis planes</w:t>
-            </w:r>
-          </w:p>
-        </w:tc>
-        <w:tc>
-          <w:tcPr>
-            <w:tcW w:type="dxa" w:w="4968"/>
-            <w:vAlign w:val="center"/>
-          </w:tcPr>
-          <w:p>
-            <w:r/>
-            <w:r>
-              <w:rPr>
-                <w:b w:val="0"/>
-                <w:sz w:val="18"/>
-              </w:rPr>
-              <w:t>Disponible con búsqueda, filtros y tarjetas.</w:t>
-            </w:r>
-          </w:p>
-        </w:tc>
-      </w:tr>
-      <w:tr>
-        <w:tc>
-          <w:tcPr>
-            <w:tcW w:type="dxa" w:w="4968"/>
-            <w:vAlign w:val="center"/>
-          </w:tcPr>
-          <w:p>
-            <w:r/>
-            <w:r>
-              <w:rPr>
-                <w:b w:val="0"/>
-                <w:sz w:val="18"/>
-              </w:rPr>
-              <w:t>Notificaciones</w:t>
-            </w:r>
-          </w:p>
-        </w:tc>
-        <w:tc>
-          <w:tcPr>
-            <w:tcW w:type="dxa" w:w="4968"/>
-            <w:vAlign w:val="center"/>
-          </w:tcPr>
-          <w:p>
-            <w:r/>
-            <w:r>
-              <w:rPr>
-                <w:b w:val="0"/>
-                <w:sz w:val="18"/>
-              </w:rPr>
-              <w:t>Estructura visual; próximamente.</w:t>
-            </w:r>
-          </w:p>
-        </w:tc>
-      </w:tr>
-      <w:tr>
-        <w:tc>
-          <w:tcPr>
-            <w:tcW w:type="dxa" w:w="4968"/>
-            <w:vAlign w:val="center"/>
-          </w:tcPr>
-          <w:p>
-            <w:r/>
-            <w:r>
-              <w:rPr>
-                <w:b w:val="0"/>
-                <w:sz w:val="18"/>
-              </w:rPr>
-              <w:t>Eventos inscritos</w:t>
-            </w:r>
-          </w:p>
-        </w:tc>
-        <w:tc>
-          <w:tcPr>
-            <w:tcW w:type="dxa" w:w="4968"/>
-            <w:vAlign w:val="center"/>
-          </w:tcPr>
-          <w:p>
-            <w:r/>
-            <w:r>
-              <w:rPr>
-                <w:b w:val="0"/>
-                <w:sz w:val="18"/>
-              </w:rPr>
-              <w:t>Estructura visual; próximamente.</w:t>
-            </w:r>
-          </w:p>
-        </w:tc>
-      </w:tr>
-      <w:tr>
-        <w:tc>
-          <w:tcPr>
-            <w:tcW w:type="dxa" w:w="4968"/>
-            <w:vAlign w:val="center"/>
-          </w:tcPr>
-          <w:p>
-            <w:r/>
-            <w:r>
-              <w:rPr>
-                <w:b w:val="0"/>
-                <w:sz w:val="18"/>
-              </w:rPr>
-              <w:t>Chats</w:t>
-            </w:r>
-          </w:p>
-        </w:tc>
-        <w:tc>
-          <w:tcPr>
-            <w:tcW w:type="dxa" w:w="4968"/>
-            <w:vAlign w:val="center"/>
-          </w:tcPr>
-          <w:p>
-            <w:r/>
-            <w:r>
-              <w:rPr>
-                <w:b w:val="0"/>
-                <w:sz w:val="18"/>
-              </w:rPr>
-              <w:t>Estructura visual; próximamente.</w:t>
-            </w:r>
-          </w:p>
-        </w:tc>
-      </w:tr>
-      <w:tr>
-        <w:tc>
-          <w:tcPr>
-            <w:tcW w:type="dxa" w:w="4968"/>
-            <w:vAlign w:val="center"/>
-          </w:tcPr>
-          <w:p>
-            <w:r/>
-            <w:r>
-              <w:rPr>
-                <w:b w:val="0"/>
-                <w:sz w:val="18"/>
-              </w:rPr>
-              <w:t>Perfil</w:t>
-            </w:r>
-          </w:p>
-        </w:tc>
-        <w:tc>
-          <w:tcPr>
-            <w:tcW w:type="dxa" w:w="4968"/>
-            <w:vAlign w:val="center"/>
-          </w:tcPr>
-          <w:p>
-            <w:r/>
-            <w:r>
-              <w:rPr>
-                <w:b w:val="0"/>
-                <w:sz w:val="18"/>
-              </w:rPr>
-              <w:t>Estructura visual; próximamente.</w:t>
-            </w:r>
-          </w:p>
-        </w:tc>
-      </w:tr>
-    </w:tbl>
-    <w:p/>
+    <w:p>
+      <w:r>
+        <w:t>Sección | Estado actual</w:t>
+        <w:br/>
+        <w:t>Explorar | Disponible con mapa y marcadores.</w:t>
+        <w:br/>
+        <w:t>Mis planes | Disponible con búsqueda, filtros y tarjetas.</w:t>
+        <w:br/>
+        <w:t>Notificaciones | Estructura visual; próximamente.</w:t>
+        <w:br/>
+        <w:t>Eventos inscritos | Estructura visual; próximamente.</w:t>
+        <w:br/>
+        <w:t>Chats | Estructura visual; próximamente.</w:t>
+        <w:br/>
+        <w:t>Perfil | Estructura visual; próximamente.</w:t>
+      </w:r>
+    </w:p>
     <w:p>
       <w:pPr>
         <w:pStyle w:val="Heading1"/>
@@ -782,64 +214,24 @@
       </w:r>
     </w:p>
     <w:p>
-      <w:pPr>
-        <w:pStyle w:val="ListBullet"/>
-      </w:pPr>
       <w:r>
         <w:t>La autenticación es simulada y no utiliza un servidor ni una base de datos.</w:t>
-      </w:r>
-    </w:p>
-    <w:p>
-      <w:pPr>
-        <w:pStyle w:val="ListBullet"/>
-      </w:pPr>
-      <w:r>
+        <w:br/>
         <w:t>Los planes de ejemplo provienen de datos locales.</w:t>
-      </w:r>
-    </w:p>
-    <w:p>
-      <w:pPr>
-        <w:pStyle w:val="ListBullet"/>
-      </w:pPr>
-      <w:r>
+        <w:br/>
         <w:t>Crear, publicar, actualizar y eliminar no persisten información.</w:t>
-      </w:r>
-    </w:p>
-    <w:p>
-      <w:pPr>
-        <w:pStyle w:val="ListBullet"/>
-      </w:pPr>
-      <w:r>
+        <w:br/>
         <w:t>Las secciones secundarias solo muestran un estado de Próximamente.</w:t>
       </w:r>
     </w:p>
     <w:sectPr>
-      <w:footerReference w:type="default" r:id="rId9"/>
       <w:pgSz w:w="12240" w:h="15840"/>
-      <w:pgMar w:top="1008" w:right="1152" w:bottom="1008" w:left="1152" w:header="720" w:footer="720" w:gutter="0"/>
+      <w:pgMar w:top="1440" w:right="1800" w:bottom="1440" w:left="1800" w:header="720" w:footer="720" w:gutter="0"/>
       <w:cols w:space="720"/>
       <w:docGrid w:linePitch="360"/>
     </w:sectPr>
   </w:body>
 </w:document>
-</file>
-
-<file path=word/footer1.xml><?xml version="1.0" encoding="utf-8"?>
-<w:ftr xmlns:m="http://schemas.openxmlformats.org/officeDocument/2006/math" xmlns:mc="http://schemas.openxmlformats.org/markup-compatibility/2006" xmlns:mo="http://schemas.microsoft.com/office/mac/office/2008/main" xmlns:mv="urn:schemas-microsoft-com:mac:vml" xmlns:o="urn:schemas-microsoft-com:office:office" xmlns:r="http://schemas.openxmlformats.org/officeDocument/2006/relationships" xmlns:v="urn:schemas-microsoft-com:vml" xmlns:w10="urn:schemas-microsoft-com:office:word" xmlns:w14="http://schemas.microsoft.com/office/word/2010/wordml" xmlns:w="http://schemas.openxmlformats.org/wordprocessingml/2006/main" xmlns:wne="http://schemas.microsoft.com/office/word/2006/wordml" xmlns:wp14="http://schemas.microsoft.com/office/word/2010/wordprocessingDrawing" xmlns:wp="http://schemas.openxmlformats.org/drawingml/2006/wordprocessingDrawing" xmlns:wpc="http://schemas.microsoft.com/office/word/2010/wordprocessingCanvas" xmlns:wpg="http://schemas.microsoft.com/office/word/2010/wordprocessingGroup" xmlns:wpi="http://schemas.microsoft.com/office/word/2010/wordprocessingInk" xmlns:wps="http://schemas.microsoft.com/office/word/2010/wordprocessingShape" mc:Ignorable="w14 wp14">
-  <w:p>
-    <w:pPr>
-      <w:pStyle w:val="Footer"/>
-      <w:jc w:val="center"/>
-    </w:pPr>
-    <w:r>
-      <w:rPr>
-        <w:color w:val="595959"/>
-        <w:sz w:val="16"/>
-      </w:rPr>
-      <w:t>Olwe - Sistema web universitario | Documentaci?n generada el 22 de septiembre de 2026</w:t>
-    </w:r>
-  </w:p>
-</w:ftr>
 </file>
 
 <file path=word/numbering.xml><?xml version="1.0" encoding="utf-8"?>
@@ -1205,11 +597,6 @@
     <w:name w:val="Normal"/>
     <w:qFormat/>
     <w:rsid w:val="00FC693F"/>
-    <w:rPr>
-      <w:rFonts w:ascii="Aptos" w:hAnsi="Aptos"/>
-      <w:color w:val="2D2D2D"/>
-      <w:sz w:val="20"/>
-    </w:rPr>
   </w:style>
   <w:style w:type="paragraph" w:styleId="Header">
     <w:name w:val="header"/>
@@ -1270,11 +657,11 @@
       <w:outlineLvl w:val="0"/>
     </w:pPr>
     <w:rPr>
-      <w:rFonts w:asciiTheme="majorHAnsi" w:eastAsiaTheme="majorEastAsia" w:hAnsiTheme="majorHAnsi" w:cstheme="majorBidi" w:ascii="Aptos Display" w:hAnsi="Aptos Display"/>
+      <w:rFonts w:asciiTheme="majorHAnsi" w:eastAsiaTheme="majorEastAsia" w:hAnsiTheme="majorHAnsi" w:cstheme="majorBidi"/>
       <w:b/>
       <w:bCs/>
-      <w:color w:val="1F3864"/>
-      <w:sz w:val="32"/>
+      <w:color w:val="365F91" w:themeColor="accent1" w:themeShade="BF"/>
+      <w:sz w:val="28"/>
       <w:szCs w:val="28"/>
     </w:rPr>
   </w:style>
@@ -1294,10 +681,10 @@
       <w:outlineLvl w:val="1"/>
     </w:pPr>
     <w:rPr>
-      <w:rFonts w:asciiTheme="majorHAnsi" w:eastAsiaTheme="majorEastAsia" w:hAnsiTheme="majorHAnsi" w:cstheme="majorBidi" w:ascii="Aptos Display" w:hAnsi="Aptos Display"/>
+      <w:rFonts w:asciiTheme="majorHAnsi" w:eastAsiaTheme="majorEastAsia" w:hAnsiTheme="majorHAnsi" w:cstheme="majorBidi"/>
       <w:b/>
       <w:bCs/>
-      <w:color w:val="2F5496"/>
+      <w:color w:val="4F81BD" w:themeColor="accent1"/>
       <w:sz w:val="26"/>
       <w:szCs w:val="26"/>
     </w:rPr>
@@ -1318,11 +705,10 @@
       <w:outlineLvl w:val="2"/>
     </w:pPr>
     <w:rPr>
-      <w:rFonts w:asciiTheme="majorHAnsi" w:eastAsiaTheme="majorEastAsia" w:hAnsiTheme="majorHAnsi" w:cstheme="majorBidi" w:ascii="Aptos Display" w:hAnsi="Aptos Display"/>
+      <w:rFonts w:asciiTheme="majorHAnsi" w:eastAsiaTheme="majorEastAsia" w:hAnsiTheme="majorHAnsi" w:cstheme="majorBidi"/>
       <w:b/>
       <w:bCs/>
-      <w:color w:val="2F5496"/>
-      <w:sz w:val="22"/>
+      <w:color w:val="4F81BD" w:themeColor="accent1"/>
     </w:rPr>
   </w:style>
   <w:style w:type="paragraph" w:styleId="Heading4">
@@ -1560,12 +946,11 @@
       <w:contextualSpacing/>
     </w:pPr>
     <w:rPr>
-      <w:rFonts w:asciiTheme="majorHAnsi" w:eastAsiaTheme="majorEastAsia" w:hAnsiTheme="majorHAnsi" w:cstheme="majorBidi" w:ascii="Aptos Display" w:hAnsi="Aptos Display"/>
-      <w:b/>
-      <w:color w:val="1F3864"/>
+      <w:rFonts w:asciiTheme="majorHAnsi" w:eastAsiaTheme="majorEastAsia" w:hAnsiTheme="majorHAnsi" w:cstheme="majorBidi"/>
+      <w:color w:val="17365D" w:themeColor="text2" w:themeShade="BF"/>
       <w:spacing w:val="5"/>
       <w:kern w:val="28"/>
-      <w:sz w:val="48"/>
+      <w:sz w:val="52"/>
       <w:szCs w:val="52"/>
     </w:rPr>
   </w:style>

--- a/docs/Manual_de_usuario_Olwe.docx
+++ b/docs/Manual_de_usuario_Olwe.docx
@@ -4,30 +4,60 @@
   <w:body>
     <w:p>
       <w:pPr>
-        <w:pStyle w:val="Title"/>
+        <w:jc w:val="center"/>
       </w:pPr>
       <w:r>
+        <w:rPr>
+          <w:b/>
+          <w:color w:val="2F5496"/>
+          <w:sz w:val="60"/>
+        </w:rPr>
         <w:t>OLWE</w:t>
-        <w:br/>
+      </w:r>
+    </w:p>
+    <w:p>
+      <w:pPr>
+        <w:jc w:val="center"/>
+      </w:pPr>
+      <w:r>
+        <w:rPr>
+          <w:b/>
+          <w:color w:val="1F3864"/>
+          <w:sz w:val="44"/>
+        </w:rPr>
         <w:t>Manual de usuario</w:t>
       </w:r>
     </w:p>
     <w:p>
+      <w:pPr>
+        <w:jc w:val="center"/>
+      </w:pPr>
       <w:r>
-        <w:t>Guía para utilizar la plataforma universitaria Olwe</w:t>
+        <w:rPr>
+          <w:i/>
+          <w:color w:val="595959"/>
+          <w:sz w:val="22"/>
+        </w:rPr>
+        <w:t>Guía completa para utilizar el prototipo web universitario Olwe</w:t>
       </w:r>
     </w:p>
+    <w:p/>
     <w:p>
       <w:pPr>
         <w:pStyle w:val="Heading1"/>
       </w:pPr>
       <w:r>
-        <w:t>1. Descripción general</w:t>
+        <w:t>1. Propósito del sistema</w:t>
       </w:r>
     </w:p>
     <w:p>
       <w:r>
-        <w:t>Olwe es una interfaz web universitaria para explorar actividades, consultar planes y organizar encuentros dentro de la comunidad estudiantil. Esta versión es un prototipo visual con datos simulados y conserva una navegación preparada para futuras secciones.</w:t>
+        <w:t>Olwe es un prototipo de plataforma universitaria para descubrir planes, consultar actividades, revisar eventos inscritos y mantener comunicación con otros participantes. La interfaz está diseñada para escritorio, tablet y móvil, con navegación lateral y modales de detalle.</w:t>
+      </w:r>
+    </w:p>
+    <w:p>
+      <w:r>
+        <w:t>Esta edición documenta el comportamiento que actualmente existe en el frontend. Algunas acciones son demostrativas y no guardan información permanentemente porque todavía no existe un backend conectado.</w:t>
       </w:r>
     </w:p>
     <w:p>
@@ -39,14 +69,43 @@
       </w:r>
     </w:p>
     <w:p>
+      <w:pPr>
+        <w:pStyle w:val="ListBullet"/>
+      </w:pPr>
       <w:r>
         <w:t>Navegador moderno: Chrome, Edge, Firefox o Safari.</w:t>
-        <w:br/>
-        <w:t>Conexión a internet si la aplicación se publica mediante un servidor remoto o túnel.</w:t>
-        <w:br/>
+      </w:r>
+    </w:p>
+    <w:p>
+      <w:pPr>
+        <w:pStyle w:val="ListBullet"/>
+      </w:pPr>
+      <w:r>
+        <w:t>JavaScript habilitado.</w:t>
+      </w:r>
+    </w:p>
+    <w:p>
+      <w:pPr>
+        <w:pStyle w:val="ListBullet"/>
+      </w:pPr>
+      <w:r>
         <w:t>Correo institucional con dominio @unison.mx.</w:t>
-        <w:br/>
-        <w:t>Para la demostración local: usuario@unison.mx / 123456.</w:t>
+      </w:r>
+    </w:p>
+    <w:p>
+      <w:pPr>
+        <w:pStyle w:val="ListBullet"/>
+      </w:pPr>
+      <w:r>
+        <w:t>Para usar el entorno local se requiere Node.js y npm.</w:t>
+      </w:r>
+    </w:p>
+    <w:p>
+      <w:pPr>
+        <w:pStyle w:val="ListBullet"/>
+      </w:pPr>
+      <w:r>
+        <w:t>Para compartirlo temporalmente se puede utilizar un túnel de Cloudflare mientras los procesos locales permanecen activos.</w:t>
       </w:r>
     </w:p>
     <w:p>
@@ -54,24 +113,179 @@
         <w:pStyle w:val="Heading1"/>
       </w:pPr>
       <w:r>
-        <w:t>3. Inicio de sesión</w:t>
+        <w:t>3. Credenciales de demostración</w:t>
       </w:r>
     </w:p>
+    <w:tbl>
+      <w:tblPr>
+        <w:tblStyle w:val="TableGrid"/>
+        <w:tblW w:type="auto" w:w="0"/>
+        <w:jc w:val="center"/>
+        <w:tblLook w:firstColumn="1" w:firstRow="1" w:lastColumn="0" w:lastRow="0" w:noHBand="0" w:noVBand="1" w:val="04A0"/>
+      </w:tblPr>
+      <w:tblGrid>
+        <w:gridCol w:w="4968"/>
+        <w:gridCol w:w="4968"/>
+      </w:tblGrid>
+      <w:tr>
+        <w:tc>
+          <w:tcPr>
+            <w:tcW w:type="dxa" w:w="4968"/>
+            <w:vAlign w:val="center"/>
+            <w:shd w:fill="2F5496"/>
+          </w:tcPr>
+          <w:p>
+            <w:r/>
+            <w:r>
+              <w:rPr>
+                <w:rFonts w:ascii="Aptos" w:hAnsi="Aptos"/>
+                <w:b/>
+                <w:color w:val="FFFFFF"/>
+                <w:sz w:val="18"/>
+              </w:rPr>
+              <w:t>Campo</w:t>
+            </w:r>
+          </w:p>
+        </w:tc>
+        <w:tc>
+          <w:tcPr>
+            <w:tcW w:type="dxa" w:w="4968"/>
+            <w:vAlign w:val="center"/>
+            <w:shd w:fill="2F5496"/>
+          </w:tcPr>
+          <w:p>
+            <w:r/>
+            <w:r>
+              <w:rPr>
+                <w:rFonts w:ascii="Aptos" w:hAnsi="Aptos"/>
+                <w:b/>
+                <w:color w:val="FFFFFF"/>
+                <w:sz w:val="18"/>
+              </w:rPr>
+              <w:t>Valor</w:t>
+            </w:r>
+          </w:p>
+        </w:tc>
+      </w:tr>
+      <w:tr>
+        <w:tc>
+          <w:tcPr>
+            <w:tcW w:type="dxa" w:w="4968"/>
+            <w:vAlign w:val="center"/>
+          </w:tcPr>
+          <w:p>
+            <w:r/>
+            <w:r>
+              <w:rPr>
+                <w:rFonts w:ascii="Aptos" w:hAnsi="Aptos"/>
+                <w:b w:val="0"/>
+                <w:color w:val="2D2D2D"/>
+                <w:sz w:val="18"/>
+              </w:rPr>
+              <w:t>Correo</w:t>
+            </w:r>
+          </w:p>
+        </w:tc>
+        <w:tc>
+          <w:tcPr>
+            <w:tcW w:type="dxa" w:w="4968"/>
+            <w:vAlign w:val="center"/>
+          </w:tcPr>
+          <w:p>
+            <w:r/>
+            <w:r>
+              <w:rPr>
+                <w:rFonts w:ascii="Aptos" w:hAnsi="Aptos"/>
+                <w:b w:val="0"/>
+                <w:color w:val="2D2D2D"/>
+                <w:sz w:val="18"/>
+              </w:rPr>
+              <w:t>usuario@unison.mx</w:t>
+            </w:r>
+          </w:p>
+        </w:tc>
+      </w:tr>
+      <w:tr>
+        <w:tc>
+          <w:tcPr>
+            <w:tcW w:type="dxa" w:w="4968"/>
+            <w:vAlign w:val="center"/>
+          </w:tcPr>
+          <w:p>
+            <w:r/>
+            <w:r>
+              <w:rPr>
+                <w:rFonts w:ascii="Aptos" w:hAnsi="Aptos"/>
+                <w:b w:val="0"/>
+                <w:color w:val="2D2D2D"/>
+                <w:sz w:val="18"/>
+              </w:rPr>
+              <w:t>Contraseña</w:t>
+            </w:r>
+          </w:p>
+        </w:tc>
+        <w:tc>
+          <w:tcPr>
+            <w:tcW w:type="dxa" w:w="4968"/>
+            <w:vAlign w:val="center"/>
+          </w:tcPr>
+          <w:p>
+            <w:r/>
+            <w:r>
+              <w:rPr>
+                <w:rFonts w:ascii="Aptos" w:hAnsi="Aptos"/>
+                <w:b w:val="0"/>
+                <w:color w:val="2D2D2D"/>
+                <w:sz w:val="18"/>
+              </w:rPr>
+              <w:t>123456</w:t>
+            </w:r>
+          </w:p>
+        </w:tc>
+      </w:tr>
+      <w:tr>
+        <w:tc>
+          <w:tcPr>
+            <w:tcW w:type="dxa" w:w="4968"/>
+            <w:vAlign w:val="center"/>
+          </w:tcPr>
+          <w:p>
+            <w:r/>
+            <w:r>
+              <w:rPr>
+                <w:rFonts w:ascii="Aptos" w:hAnsi="Aptos"/>
+                <w:b w:val="0"/>
+                <w:color w:val="2D2D2D"/>
+                <w:sz w:val="18"/>
+              </w:rPr>
+              <w:t>Dominio permitido</w:t>
+            </w:r>
+          </w:p>
+        </w:tc>
+        <w:tc>
+          <w:tcPr>
+            <w:tcW w:type="dxa" w:w="4968"/>
+            <w:vAlign w:val="center"/>
+          </w:tcPr>
+          <w:p>
+            <w:r/>
+            <w:r>
+              <w:rPr>
+                <w:rFonts w:ascii="Aptos" w:hAnsi="Aptos"/>
+                <w:b w:val="0"/>
+                <w:color w:val="2D2D2D"/>
+                <w:sz w:val="18"/>
+              </w:rPr>
+              <w:t>@unison.mx</w:t>
+            </w:r>
+          </w:p>
+        </w:tc>
+      </w:tr>
+    </w:tbl>
+    <w:p/>
     <w:p>
       <w:r>
-        <w:t>La pantalla de acceso presenta una fotografía institucional, el logotipo de la Universidad de Sonora y el formulario de autenticación.</w:t>
-        <w:br/>
-        <w:t>Escribe tu correo institucional en el campo Correo institucional.</w:t>
-        <w:br/>
-        <w:t>Introduce la contraseña. El icono del ojo permite mostrar u ocultar el texto.</w:t>
-        <w:br/>
-        <w:t>Opcionalmente activa Recordarme en este dispositivo.</w:t>
-        <w:br/>
-        <w:t>Presiona Iniciar sesión.</w:t>
-        <w:br/>
-        <w:t>Si los datos son válidos, el sistema dirige directamente a la sección Explorar.</w:t>
-        <w:br/>
-        <w:t>Validaciones: el correo debe pertenecer al dominio @unison.mx, la contraseña es obligatoria y debe tener al menos seis caracteres. En el prototipo, las credenciales válidas son las indicadas en la sección anterior.</w:t>
+        <w:t>Estas credenciales están escritas en el frontend únicamente para demostración. No representan un sistema de autenticación real ni deben utilizarse para producción.</w:t>
       </w:r>
     </w:p>
     <w:p>
@@ -79,20 +293,680 @@
         <w:pStyle w:val="Heading1"/>
       </w:pPr>
       <w:r>
-        <w:t>4. Explorar</w:t>
+        <w:t>4. Inicio de sesión</w:t>
       </w:r>
     </w:p>
     <w:p>
       <w:r>
-        <w:t>Explorar es la pantalla inicial después del acceso. Contiene una barra lateral y un mapa visual con marcadores de planes disponibles.</w:t>
-        <w:br/>
-        <w:t>Usa la barra lateral para cambiar de sección.</w:t>
-        <w:br/>
-        <w:t>Selecciona un marcador del mapa para consultar el detalle del plan.</w:t>
-        <w:br/>
-        <w:t>Usa el botón Crear para abrir el formulario visual de creación de un plan.</w:t>
-        <w:br/>
-        <w:t>Las categorías y ubicaciones se muestran mediante marcadores de colores.</w:t>
+        <w:t>La pantalla inicial utiliza un diseño dividido: fotografía institucional a la izquierda y formulario a la derecha en pantallas grandes. En pantallas pequeñas la imagen se oculta y el formulario ocupa una sola columna.</w:t>
+      </w:r>
+    </w:p>
+    <w:p>
+      <w:pPr>
+        <w:pStyle w:val="ListNumber"/>
+      </w:pPr>
+      <w:r>
+        <w:t>Escribe un correo que termine en @unison.mx.</w:t>
+      </w:r>
+    </w:p>
+    <w:p>
+      <w:pPr>
+        <w:pStyle w:val="ListNumber"/>
+      </w:pPr>
+      <w:r>
+        <w:t>Introduce la contraseña. El botón con forma de ojo permite mostrar u ocultar el contenido.</w:t>
+      </w:r>
+    </w:p>
+    <w:p>
+      <w:pPr>
+        <w:pStyle w:val="ListNumber"/>
+      </w:pPr>
+      <w:r>
+        <w:t>Activa Recordarme si deseas conservar visualmente esa preferencia durante la sesión del formulario.</w:t>
+      </w:r>
+    </w:p>
+    <w:p>
+      <w:pPr>
+        <w:pStyle w:val="ListNumber"/>
+      </w:pPr>
+      <w:r>
+        <w:t>Presiona Iniciar sesión.</w:t>
+      </w:r>
+    </w:p>
+    <w:p>
+      <w:pPr>
+        <w:pStyle w:val="ListNumber"/>
+      </w:pPr>
+      <w:r>
+        <w:t>Después de validar las credenciales, el sistema abre directamente Explorar.</w:t>
+      </w:r>
+    </w:p>
+    <w:p>
+      <w:pPr>
+        <w:pStyle w:val="Heading2"/>
+      </w:pPr>
+      <w:r>
+        <w:t>4.1 Validaciones y mensajes</w:t>
+      </w:r>
+    </w:p>
+    <w:tbl>
+      <w:tblPr>
+        <w:tblStyle w:val="TableGrid"/>
+        <w:tblW w:type="auto" w:w="0"/>
+        <w:jc w:val="center"/>
+        <w:tblLook w:firstColumn="1" w:firstRow="1" w:lastColumn="0" w:lastRow="0" w:noHBand="0" w:noVBand="1" w:val="04A0"/>
+      </w:tblPr>
+      <w:tblGrid>
+        <w:gridCol w:w="4968"/>
+        <w:gridCol w:w="4968"/>
+      </w:tblGrid>
+      <w:tr>
+        <w:tc>
+          <w:tcPr>
+            <w:tcW w:type="dxa" w:w="4968"/>
+            <w:vAlign w:val="center"/>
+            <w:shd w:fill="2F5496"/>
+          </w:tcPr>
+          <w:p>
+            <w:r/>
+            <w:r>
+              <w:rPr>
+                <w:rFonts w:ascii="Aptos" w:hAnsi="Aptos"/>
+                <w:b/>
+                <w:color w:val="FFFFFF"/>
+                <w:sz w:val="18"/>
+              </w:rPr>
+              <w:t>Situación</w:t>
+            </w:r>
+          </w:p>
+        </w:tc>
+        <w:tc>
+          <w:tcPr>
+            <w:tcW w:type="dxa" w:w="4968"/>
+            <w:vAlign w:val="center"/>
+            <w:shd w:fill="2F5496"/>
+          </w:tcPr>
+          <w:p>
+            <w:r/>
+            <w:r>
+              <w:rPr>
+                <w:rFonts w:ascii="Aptos" w:hAnsi="Aptos"/>
+                <w:b/>
+                <w:color w:val="FFFFFF"/>
+                <w:sz w:val="18"/>
+              </w:rPr>
+              <w:t>Respuesta del sistema</w:t>
+            </w:r>
+          </w:p>
+        </w:tc>
+      </w:tr>
+      <w:tr>
+        <w:tc>
+          <w:tcPr>
+            <w:tcW w:type="dxa" w:w="4968"/>
+            <w:vAlign w:val="center"/>
+          </w:tcPr>
+          <w:p>
+            <w:r/>
+            <w:r>
+              <w:rPr>
+                <w:rFonts w:ascii="Aptos" w:hAnsi="Aptos"/>
+                <w:b w:val="0"/>
+                <w:color w:val="2D2D2D"/>
+                <w:sz w:val="18"/>
+              </w:rPr>
+              <w:t>Correo vacío</w:t>
+            </w:r>
+          </w:p>
+        </w:tc>
+        <w:tc>
+          <w:tcPr>
+            <w:tcW w:type="dxa" w:w="4968"/>
+            <w:vAlign w:val="center"/>
+          </w:tcPr>
+          <w:p>
+            <w:r/>
+            <w:r>
+              <w:rPr>
+                <w:rFonts w:ascii="Aptos" w:hAnsi="Aptos"/>
+                <w:b w:val="0"/>
+                <w:color w:val="2D2D2D"/>
+                <w:sz w:val="18"/>
+              </w:rPr>
+              <w:t>Solicita ingresar el correo institucional.</w:t>
+            </w:r>
+          </w:p>
+        </w:tc>
+      </w:tr>
+      <w:tr>
+        <w:tc>
+          <w:tcPr>
+            <w:tcW w:type="dxa" w:w="4968"/>
+            <w:vAlign w:val="center"/>
+          </w:tcPr>
+          <w:p>
+            <w:r/>
+            <w:r>
+              <w:rPr>
+                <w:rFonts w:ascii="Aptos" w:hAnsi="Aptos"/>
+                <w:b w:val="0"/>
+                <w:color w:val="2D2D2D"/>
+                <w:sz w:val="18"/>
+              </w:rPr>
+              <w:t>Dominio incorrecto</w:t>
+            </w:r>
+          </w:p>
+        </w:tc>
+        <w:tc>
+          <w:tcPr>
+            <w:tcW w:type="dxa" w:w="4968"/>
+            <w:vAlign w:val="center"/>
+          </w:tcPr>
+          <w:p>
+            <w:r/>
+            <w:r>
+              <w:rPr>
+                <w:rFonts w:ascii="Aptos" w:hAnsi="Aptos"/>
+                <w:b w:val="0"/>
+                <w:color w:val="2D2D2D"/>
+                <w:sz w:val="18"/>
+              </w:rPr>
+              <w:t>Indica que solo se permite @unison.mx.</w:t>
+            </w:r>
+          </w:p>
+        </w:tc>
+      </w:tr>
+      <w:tr>
+        <w:tc>
+          <w:tcPr>
+            <w:tcW w:type="dxa" w:w="4968"/>
+            <w:vAlign w:val="center"/>
+          </w:tcPr>
+          <w:p>
+            <w:r/>
+            <w:r>
+              <w:rPr>
+                <w:rFonts w:ascii="Aptos" w:hAnsi="Aptos"/>
+                <w:b w:val="0"/>
+                <w:color w:val="2D2D2D"/>
+                <w:sz w:val="18"/>
+              </w:rPr>
+              <w:t>Contraseña vacía</w:t>
+            </w:r>
+          </w:p>
+        </w:tc>
+        <w:tc>
+          <w:tcPr>
+            <w:tcW w:type="dxa" w:w="4968"/>
+            <w:vAlign w:val="center"/>
+          </w:tcPr>
+          <w:p>
+            <w:r/>
+            <w:r>
+              <w:rPr>
+                <w:rFonts w:ascii="Aptos" w:hAnsi="Aptos"/>
+                <w:b w:val="0"/>
+                <w:color w:val="2D2D2D"/>
+                <w:sz w:val="18"/>
+              </w:rPr>
+              <w:t>Solicita ingresar la contraseña.</w:t>
+            </w:r>
+          </w:p>
+        </w:tc>
+      </w:tr>
+      <w:tr>
+        <w:tc>
+          <w:tcPr>
+            <w:tcW w:type="dxa" w:w="4968"/>
+            <w:vAlign w:val="center"/>
+          </w:tcPr>
+          <w:p>
+            <w:r/>
+            <w:r>
+              <w:rPr>
+                <w:rFonts w:ascii="Aptos" w:hAnsi="Aptos"/>
+                <w:b w:val="0"/>
+                <w:color w:val="2D2D2D"/>
+                <w:sz w:val="18"/>
+              </w:rPr>
+              <w:t>Contraseña menor a seis caracteres</w:t>
+            </w:r>
+          </w:p>
+        </w:tc>
+        <w:tc>
+          <w:tcPr>
+            <w:tcW w:type="dxa" w:w="4968"/>
+            <w:vAlign w:val="center"/>
+          </w:tcPr>
+          <w:p>
+            <w:r/>
+            <w:r>
+              <w:rPr>
+                <w:rFonts w:ascii="Aptos" w:hAnsi="Aptos"/>
+                <w:b w:val="0"/>
+                <w:color w:val="2D2D2D"/>
+                <w:sz w:val="18"/>
+              </w:rPr>
+              <w:t>Muestra un mensaje de longitud mínima.</w:t>
+            </w:r>
+          </w:p>
+        </w:tc>
+      </w:tr>
+      <w:tr>
+        <w:tc>
+          <w:tcPr>
+            <w:tcW w:type="dxa" w:w="4968"/>
+            <w:vAlign w:val="center"/>
+          </w:tcPr>
+          <w:p>
+            <w:r/>
+            <w:r>
+              <w:rPr>
+                <w:rFonts w:ascii="Aptos" w:hAnsi="Aptos"/>
+                <w:b w:val="0"/>
+                <w:color w:val="2D2D2D"/>
+                <w:sz w:val="18"/>
+              </w:rPr>
+              <w:t>Credenciales distintas a la demo</w:t>
+            </w:r>
+          </w:p>
+        </w:tc>
+        <w:tc>
+          <w:tcPr>
+            <w:tcW w:type="dxa" w:w="4968"/>
+            <w:vAlign w:val="center"/>
+          </w:tcPr>
+          <w:p>
+            <w:r/>
+            <w:r>
+              <w:rPr>
+                <w:rFonts w:ascii="Aptos" w:hAnsi="Aptos"/>
+                <w:b w:val="0"/>
+                <w:color w:val="2D2D2D"/>
+                <w:sz w:val="18"/>
+              </w:rPr>
+              <w:t>Muestra un error y las credenciales de prueba.</w:t>
+            </w:r>
+          </w:p>
+        </w:tc>
+      </w:tr>
+      <w:tr>
+        <w:tc>
+          <w:tcPr>
+            <w:tcW w:type="dxa" w:w="4968"/>
+            <w:vAlign w:val="center"/>
+          </w:tcPr>
+          <w:p>
+            <w:r/>
+            <w:r>
+              <w:rPr>
+                <w:rFonts w:ascii="Aptos" w:hAnsi="Aptos"/>
+                <w:b w:val="0"/>
+                <w:color w:val="2D2D2D"/>
+                <w:sz w:val="18"/>
+              </w:rPr>
+              <w:t>Campos correctos</w:t>
+            </w:r>
+          </w:p>
+        </w:tc>
+        <w:tc>
+          <w:tcPr>
+            <w:tcW w:type="dxa" w:w="4968"/>
+            <w:vAlign w:val="center"/>
+          </w:tcPr>
+          <w:p>
+            <w:r/>
+            <w:r>
+              <w:rPr>
+                <w:rFonts w:ascii="Aptos" w:hAnsi="Aptos"/>
+                <w:b w:val="0"/>
+                <w:color w:val="2D2D2D"/>
+                <w:sz w:val="18"/>
+              </w:rPr>
+              <w:t>Simula una espera de verificación y entra a Explorar.</w:t>
+            </w:r>
+          </w:p>
+        </w:tc>
+      </w:tr>
+    </w:tbl>
+    <w:p/>
+    <w:p>
+      <w:pPr>
+        <w:pStyle w:val="Heading1"/>
+      </w:pPr>
+      <w:r>
+        <w:t>5. Estructura de navegación</w:t>
+      </w:r>
+    </w:p>
+    <w:p>
+      <w:r>
+        <w:t>Después del acceso aparece una barra lateral. El logotipo Olwe devuelve a Explorar. Las opciones disponibles son:</w:t>
+      </w:r>
+    </w:p>
+    <w:tbl>
+      <w:tblPr>
+        <w:tblStyle w:val="TableGrid"/>
+        <w:tblW w:type="auto" w:w="0"/>
+        <w:jc w:val="center"/>
+        <w:tblLook w:firstColumn="1" w:firstRow="1" w:lastColumn="0" w:lastRow="0" w:noHBand="0" w:noVBand="1" w:val="04A0"/>
+      </w:tblPr>
+      <w:tblGrid>
+        <w:gridCol w:w="4968"/>
+        <w:gridCol w:w="4968"/>
+      </w:tblGrid>
+      <w:tr>
+        <w:tc>
+          <w:tcPr>
+            <w:tcW w:type="dxa" w:w="4968"/>
+            <w:vAlign w:val="center"/>
+            <w:shd w:fill="2F5496"/>
+          </w:tcPr>
+          <w:p>
+            <w:r/>
+            <w:r>
+              <w:rPr>
+                <w:rFonts w:ascii="Aptos" w:hAnsi="Aptos"/>
+                <w:b/>
+                <w:color w:val="FFFFFF"/>
+                <w:sz w:val="18"/>
+              </w:rPr>
+              <w:t>Opción</w:t>
+            </w:r>
+          </w:p>
+        </w:tc>
+        <w:tc>
+          <w:tcPr>
+            <w:tcW w:type="dxa" w:w="4968"/>
+            <w:vAlign w:val="center"/>
+            <w:shd w:fill="2F5496"/>
+          </w:tcPr>
+          <w:p>
+            <w:r/>
+            <w:r>
+              <w:rPr>
+                <w:rFonts w:ascii="Aptos" w:hAnsi="Aptos"/>
+                <w:b/>
+                <w:color w:val="FFFFFF"/>
+                <w:sz w:val="18"/>
+              </w:rPr>
+              <w:t>Descripción</w:t>
+            </w:r>
+          </w:p>
+        </w:tc>
+      </w:tr>
+      <w:tr>
+        <w:tc>
+          <w:tcPr>
+            <w:tcW w:type="dxa" w:w="4968"/>
+            <w:vAlign w:val="center"/>
+          </w:tcPr>
+          <w:p>
+            <w:r/>
+            <w:r>
+              <w:rPr>
+                <w:rFonts w:ascii="Aptos" w:hAnsi="Aptos"/>
+                <w:b w:val="0"/>
+                <w:color w:val="2D2D2D"/>
+                <w:sz w:val="18"/>
+              </w:rPr>
+              <w:t>Explorar</w:t>
+            </w:r>
+          </w:p>
+        </w:tc>
+        <w:tc>
+          <w:tcPr>
+            <w:tcW w:type="dxa" w:w="4968"/>
+            <w:vAlign w:val="center"/>
+          </w:tcPr>
+          <w:p>
+            <w:r/>
+            <w:r>
+              <w:rPr>
+                <w:rFonts w:ascii="Aptos" w:hAnsi="Aptos"/>
+                <w:b w:val="0"/>
+                <w:color w:val="2D2D2D"/>
+                <w:sz w:val="18"/>
+              </w:rPr>
+              <w:t>Mapa visual con marcadores de planes.</w:t>
+            </w:r>
+          </w:p>
+        </w:tc>
+      </w:tr>
+      <w:tr>
+        <w:tc>
+          <w:tcPr>
+            <w:tcW w:type="dxa" w:w="4968"/>
+            <w:vAlign w:val="center"/>
+          </w:tcPr>
+          <w:p>
+            <w:r/>
+            <w:r>
+              <w:rPr>
+                <w:rFonts w:ascii="Aptos" w:hAnsi="Aptos"/>
+                <w:b w:val="0"/>
+                <w:color w:val="2D2D2D"/>
+                <w:sz w:val="18"/>
+              </w:rPr>
+              <w:t>Mis planes</w:t>
+            </w:r>
+          </w:p>
+        </w:tc>
+        <w:tc>
+          <w:tcPr>
+            <w:tcW w:type="dxa" w:w="4968"/>
+            <w:vAlign w:val="center"/>
+          </w:tcPr>
+          <w:p>
+            <w:r/>
+            <w:r>
+              <w:rPr>
+                <w:rFonts w:ascii="Aptos" w:hAnsi="Aptos"/>
+                <w:b w:val="0"/>
+                <w:color w:val="2D2D2D"/>
+                <w:sz w:val="18"/>
+              </w:rPr>
+              <w:t>Lista de planes con búsqueda y filtros.</w:t>
+            </w:r>
+          </w:p>
+        </w:tc>
+      </w:tr>
+      <w:tr>
+        <w:tc>
+          <w:tcPr>
+            <w:tcW w:type="dxa" w:w="4968"/>
+            <w:vAlign w:val="center"/>
+          </w:tcPr>
+          <w:p>
+            <w:r/>
+            <w:r>
+              <w:rPr>
+                <w:rFonts w:ascii="Aptos" w:hAnsi="Aptos"/>
+                <w:b w:val="0"/>
+                <w:color w:val="2D2D2D"/>
+                <w:sz w:val="18"/>
+              </w:rPr>
+              <w:t>Notificaciones</w:t>
+            </w:r>
+          </w:p>
+        </w:tc>
+        <w:tc>
+          <w:tcPr>
+            <w:tcW w:type="dxa" w:w="4968"/>
+            <w:vAlign w:val="center"/>
+          </w:tcPr>
+          <w:p>
+            <w:r/>
+            <w:r>
+              <w:rPr>
+                <w:rFonts w:ascii="Aptos" w:hAnsi="Aptos"/>
+                <w:b w:val="0"/>
+                <w:color w:val="2D2D2D"/>
+                <w:sz w:val="18"/>
+              </w:rPr>
+              <w:t>Avisos, recordatorios, modificaciones y cancelaciones.</w:t>
+            </w:r>
+          </w:p>
+        </w:tc>
+      </w:tr>
+      <w:tr>
+        <w:tc>
+          <w:tcPr>
+            <w:tcW w:type="dxa" w:w="4968"/>
+            <w:vAlign w:val="center"/>
+          </w:tcPr>
+          <w:p>
+            <w:r/>
+            <w:r>
+              <w:rPr>
+                <w:rFonts w:ascii="Aptos" w:hAnsi="Aptos"/>
+                <w:b w:val="0"/>
+                <w:color w:val="2D2D2D"/>
+                <w:sz w:val="18"/>
+              </w:rPr>
+              <w:t>Eventos inscritos</w:t>
+            </w:r>
+          </w:p>
+        </w:tc>
+        <w:tc>
+          <w:tcPr>
+            <w:tcW w:type="dxa" w:w="4968"/>
+            <w:vAlign w:val="center"/>
+          </w:tcPr>
+          <w:p>
+            <w:r/>
+            <w:r>
+              <w:rPr>
+                <w:rFonts w:ascii="Aptos" w:hAnsi="Aptos"/>
+                <w:b w:val="0"/>
+                <w:color w:val="2D2D2D"/>
+                <w:sz w:val="18"/>
+              </w:rPr>
+              <w:t>Eventos en los que participa el usuario.</w:t>
+            </w:r>
+          </w:p>
+        </w:tc>
+      </w:tr>
+      <w:tr>
+        <w:tc>
+          <w:tcPr>
+            <w:tcW w:type="dxa" w:w="4968"/>
+            <w:vAlign w:val="center"/>
+          </w:tcPr>
+          <w:p>
+            <w:r/>
+            <w:r>
+              <w:rPr>
+                <w:rFonts w:ascii="Aptos" w:hAnsi="Aptos"/>
+                <w:b w:val="0"/>
+                <w:color w:val="2D2D2D"/>
+                <w:sz w:val="18"/>
+              </w:rPr>
+              <w:t>Chats</w:t>
+            </w:r>
+          </w:p>
+        </w:tc>
+        <w:tc>
+          <w:tcPr>
+            <w:tcW w:type="dxa" w:w="4968"/>
+            <w:vAlign w:val="center"/>
+          </w:tcPr>
+          <w:p>
+            <w:r/>
+            <w:r>
+              <w:rPr>
+                <w:rFonts w:ascii="Aptos" w:hAnsi="Aptos"/>
+                <w:b w:val="0"/>
+                <w:color w:val="2D2D2D"/>
+                <w:sz w:val="18"/>
+              </w:rPr>
+              <w:t>Conversaciones asociadas a eventos inscritos.</w:t>
+            </w:r>
+          </w:p>
+        </w:tc>
+      </w:tr>
+      <w:tr>
+        <w:tc>
+          <w:tcPr>
+            <w:tcW w:type="dxa" w:w="4968"/>
+            <w:vAlign w:val="center"/>
+          </w:tcPr>
+          <w:p>
+            <w:r/>
+            <w:r>
+              <w:rPr>
+                <w:rFonts w:ascii="Aptos" w:hAnsi="Aptos"/>
+                <w:b w:val="0"/>
+                <w:color w:val="2D2D2D"/>
+                <w:sz w:val="18"/>
+              </w:rPr>
+              <w:t>Menú / Perfil</w:t>
+            </w:r>
+          </w:p>
+        </w:tc>
+        <w:tc>
+          <w:tcPr>
+            <w:tcW w:type="dxa" w:w="4968"/>
+            <w:vAlign w:val="center"/>
+          </w:tcPr>
+          <w:p>
+            <w:r/>
+            <w:r>
+              <w:rPr>
+                <w:rFonts w:ascii="Aptos" w:hAnsi="Aptos"/>
+                <w:b w:val="0"/>
+                <w:color w:val="2D2D2D"/>
+                <w:sz w:val="18"/>
+              </w:rPr>
+              <w:t>Abre el perfil y sus opciones de cuenta; también permite cerrar sesión.</w:t>
+            </w:r>
+          </w:p>
+        </w:tc>
+      </w:tr>
+    </w:tbl>
+    <w:p/>
+    <w:p>
+      <w:pPr>
+        <w:pStyle w:val="Heading1"/>
+      </w:pPr>
+      <w:r>
+        <w:t>6. Explorar</w:t>
+      </w:r>
+    </w:p>
+    <w:p>
+      <w:r>
+        <w:t>Explorar es la pantalla inicial. Presenta el texto “Encuentra algo para hacer”, un botón Crear y un mapa simulado con marcadores de colores.</w:t>
+      </w:r>
+    </w:p>
+    <w:p>
+      <w:pPr>
+        <w:pStyle w:val="ListBullet"/>
+      </w:pPr>
+      <w:r>
+        <w:t>Cada marcador representa un plan de ejemplo.</w:t>
+      </w:r>
+    </w:p>
+    <w:p>
+      <w:pPr>
+        <w:pStyle w:val="ListBullet"/>
+      </w:pPr>
+      <w:r>
+        <w:t>Al seleccionar un marcador se abre el detalle del plan.</w:t>
+      </w:r>
+    </w:p>
+    <w:p>
+      <w:pPr>
+        <w:pStyle w:val="ListBullet"/>
+      </w:pPr>
+      <w:r>
+        <w:t>El botón Crear abre el modal para capturar visualmente un nuevo plan.</w:t>
+      </w:r>
+    </w:p>
+    <w:p>
+      <w:pPr>
+        <w:pStyle w:val="ListBullet"/>
+      </w:pPr>
+      <w:r>
+        <w:t>Los marcadores se posicionan mediante coordenadas relativas del 0 al 100 por ciento; no corresponden todavía a coordenadas GPS reales.</w:t>
       </w:r>
     </w:p>
     <w:p>
@@ -100,24 +974,338 @@
         <w:pStyle w:val="Heading1"/>
       </w:pPr>
       <w:r>
-        <w:t>5. Mis planes</w:t>
+        <w:t>7. Mis planes</w:t>
       </w:r>
     </w:p>
     <w:p>
       <w:r>
-        <w:t>Esta sección muestra una lista de planes simulados y herramientas de búsqueda y filtrado.</w:t>
-        <w:br/>
-        <w:t>- Buscar: Filtra por título o descripción.</w:t>
-        <w:br/>
-        <w:t>- Categoría: Muestra planes de una categoría específica.</w:t>
-        <w:br/>
-        <w:t>- Visibilidad: Filtra por el alcance de publicación del plan.</w:t>
-        <w:br/>
-        <w:t>- Estado: Permite ver planes vigentes o expirados.</w:t>
-        <w:br/>
-        <w:t>- Crear un plan: Abre el modal de creación.</w:t>
-        <w:br/>
-        <w:t>Al seleccionar una tarjeta se abre el detalle del plan en un panel dividido. Si no hay coincidencias, se muestra un mensaje para probar otros términos o filtros.</w:t>
+        <w:t>Mis planes muestra los planes locales incluidos en mockData.ts. La barra de filtros combina varias condiciones al mismo tiempo.</w:t>
+      </w:r>
+    </w:p>
+    <w:tbl>
+      <w:tblPr>
+        <w:tblStyle w:val="TableGrid"/>
+        <w:tblW w:type="auto" w:w="0"/>
+        <w:jc w:val="center"/>
+        <w:tblLook w:firstColumn="1" w:firstRow="1" w:lastColumn="0" w:lastRow="0" w:noHBand="0" w:noVBand="1" w:val="04A0"/>
+      </w:tblPr>
+      <w:tblGrid>
+        <w:gridCol w:w="4968"/>
+        <w:gridCol w:w="4968"/>
+      </w:tblGrid>
+      <w:tr>
+        <w:tc>
+          <w:tcPr>
+            <w:tcW w:type="dxa" w:w="4968"/>
+            <w:vAlign w:val="center"/>
+            <w:shd w:fill="2F5496"/>
+          </w:tcPr>
+          <w:p>
+            <w:r/>
+            <w:r>
+              <w:rPr>
+                <w:rFonts w:ascii="Aptos" w:hAnsi="Aptos"/>
+                <w:b/>
+                <w:color w:val="FFFFFF"/>
+                <w:sz w:val="18"/>
+              </w:rPr>
+              <w:t>Control</w:t>
+            </w:r>
+          </w:p>
+        </w:tc>
+        <w:tc>
+          <w:tcPr>
+            <w:tcW w:type="dxa" w:w="4968"/>
+            <w:vAlign w:val="center"/>
+            <w:shd w:fill="2F5496"/>
+          </w:tcPr>
+          <w:p>
+            <w:r/>
+            <w:r>
+              <w:rPr>
+                <w:rFonts w:ascii="Aptos" w:hAnsi="Aptos"/>
+                <w:b/>
+                <w:color w:val="FFFFFF"/>
+                <w:sz w:val="18"/>
+              </w:rPr>
+              <w:t>Funcionamiento</w:t>
+            </w:r>
+          </w:p>
+        </w:tc>
+      </w:tr>
+      <w:tr>
+        <w:tc>
+          <w:tcPr>
+            <w:tcW w:type="dxa" w:w="4968"/>
+            <w:vAlign w:val="center"/>
+          </w:tcPr>
+          <w:p>
+            <w:r/>
+            <w:r>
+              <w:rPr>
+                <w:rFonts w:ascii="Aptos" w:hAnsi="Aptos"/>
+                <w:b w:val="0"/>
+                <w:color w:val="2D2D2D"/>
+                <w:sz w:val="18"/>
+              </w:rPr>
+              <w:t>Buscar</w:t>
+            </w:r>
+          </w:p>
+        </w:tc>
+        <w:tc>
+          <w:tcPr>
+            <w:tcW w:type="dxa" w:w="4968"/>
+            <w:vAlign w:val="center"/>
+          </w:tcPr>
+          <w:p>
+            <w:r/>
+            <w:r>
+              <w:rPr>
+                <w:rFonts w:ascii="Aptos" w:hAnsi="Aptos"/>
+                <w:b w:val="0"/>
+                <w:color w:val="2D2D2D"/>
+                <w:sz w:val="18"/>
+              </w:rPr>
+              <w:t>Busca coincidencias en el título o la descripción.</w:t>
+            </w:r>
+          </w:p>
+        </w:tc>
+      </w:tr>
+      <w:tr>
+        <w:tc>
+          <w:tcPr>
+            <w:tcW w:type="dxa" w:w="4968"/>
+            <w:vAlign w:val="center"/>
+          </w:tcPr>
+          <w:p>
+            <w:r/>
+            <w:r>
+              <w:rPr>
+                <w:rFonts w:ascii="Aptos" w:hAnsi="Aptos"/>
+                <w:b w:val="0"/>
+                <w:color w:val="2D2D2D"/>
+                <w:sz w:val="18"/>
+              </w:rPr>
+              <w:t>Categoría</w:t>
+            </w:r>
+          </w:p>
+        </w:tc>
+        <w:tc>
+          <w:tcPr>
+            <w:tcW w:type="dxa" w:w="4968"/>
+            <w:vAlign w:val="center"/>
+          </w:tcPr>
+          <w:p>
+            <w:r/>
+            <w:r>
+              <w:rPr>
+                <w:rFonts w:ascii="Aptos" w:hAnsi="Aptos"/>
+                <w:b w:val="0"/>
+                <w:color w:val="2D2D2D"/>
+                <w:sz w:val="18"/>
+              </w:rPr>
+              <w:t>Filtra por educativo, calidad, fiesta, artístico, deportivo u otro.</w:t>
+            </w:r>
+          </w:p>
+        </w:tc>
+      </w:tr>
+      <w:tr>
+        <w:tc>
+          <w:tcPr>
+            <w:tcW w:type="dxa" w:w="4968"/>
+            <w:vAlign w:val="center"/>
+          </w:tcPr>
+          <w:p>
+            <w:r/>
+            <w:r>
+              <w:rPr>
+                <w:rFonts w:ascii="Aptos" w:hAnsi="Aptos"/>
+                <w:b w:val="0"/>
+                <w:color w:val="2D2D2D"/>
+                <w:sz w:val="18"/>
+              </w:rPr>
+              <w:t>Visibilidad</w:t>
+            </w:r>
+          </w:p>
+        </w:tc>
+        <w:tc>
+          <w:tcPr>
+            <w:tcW w:type="dxa" w:w="4968"/>
+            <w:vAlign w:val="center"/>
+          </w:tcPr>
+          <w:p>
+            <w:r/>
+            <w:r>
+              <w:rPr>
+                <w:rFonts w:ascii="Aptos" w:hAnsi="Aptos"/>
+                <w:b w:val="0"/>
+                <w:color w:val="2D2D2D"/>
+                <w:sz w:val="18"/>
+              </w:rPr>
+              <w:t>Filtra por global, división o carrera.</w:t>
+            </w:r>
+          </w:p>
+        </w:tc>
+      </w:tr>
+      <w:tr>
+        <w:tc>
+          <w:tcPr>
+            <w:tcW w:type="dxa" w:w="4968"/>
+            <w:vAlign w:val="center"/>
+          </w:tcPr>
+          <w:p>
+            <w:r/>
+            <w:r>
+              <w:rPr>
+                <w:rFonts w:ascii="Aptos" w:hAnsi="Aptos"/>
+                <w:b w:val="0"/>
+                <w:color w:val="2D2D2D"/>
+                <w:sz w:val="18"/>
+              </w:rPr>
+              <w:t>Estado</w:t>
+            </w:r>
+          </w:p>
+        </w:tc>
+        <w:tc>
+          <w:tcPr>
+            <w:tcW w:type="dxa" w:w="4968"/>
+            <w:vAlign w:val="center"/>
+          </w:tcPr>
+          <w:p>
+            <w:r/>
+            <w:r>
+              <w:rPr>
+                <w:rFonts w:ascii="Aptos" w:hAnsi="Aptos"/>
+                <w:b w:val="0"/>
+                <w:color w:val="2D2D2D"/>
+                <w:sz w:val="18"/>
+              </w:rPr>
+              <w:t>Vigente equivale a activo; expirado incluye estados distintos de activo.</w:t>
+            </w:r>
+          </w:p>
+        </w:tc>
+      </w:tr>
+      <w:tr>
+        <w:tc>
+          <w:tcPr>
+            <w:tcW w:type="dxa" w:w="4968"/>
+            <w:vAlign w:val="center"/>
+          </w:tcPr>
+          <w:p>
+            <w:r/>
+            <w:r>
+              <w:rPr>
+                <w:rFonts w:ascii="Aptos" w:hAnsi="Aptos"/>
+                <w:b w:val="0"/>
+                <w:color w:val="2D2D2D"/>
+                <w:sz w:val="18"/>
+              </w:rPr>
+              <w:t>Crear un plan</w:t>
+            </w:r>
+          </w:p>
+        </w:tc>
+        <w:tc>
+          <w:tcPr>
+            <w:tcW w:type="dxa" w:w="4968"/>
+            <w:vAlign w:val="center"/>
+          </w:tcPr>
+          <w:p>
+            <w:r/>
+            <w:r>
+              <w:rPr>
+                <w:rFonts w:ascii="Aptos" w:hAnsi="Aptos"/>
+                <w:b w:val="0"/>
+                <w:color w:val="2D2D2D"/>
+                <w:sz w:val="18"/>
+              </w:rPr>
+              <w:t>Abre el modal de creación.</w:t>
+            </w:r>
+          </w:p>
+        </w:tc>
+      </w:tr>
+      <w:tr>
+        <w:tc>
+          <w:tcPr>
+            <w:tcW w:type="dxa" w:w="4968"/>
+            <w:vAlign w:val="center"/>
+          </w:tcPr>
+          <w:p>
+            <w:r/>
+            <w:r>
+              <w:rPr>
+                <w:rFonts w:ascii="Aptos" w:hAnsi="Aptos"/>
+                <w:b w:val="0"/>
+                <w:color w:val="2D2D2D"/>
+                <w:sz w:val="18"/>
+              </w:rPr>
+              <w:t>Tarjeta de plan</w:t>
+            </w:r>
+          </w:p>
+        </w:tc>
+        <w:tc>
+          <w:tcPr>
+            <w:tcW w:type="dxa" w:w="4968"/>
+            <w:vAlign w:val="center"/>
+          </w:tcPr>
+          <w:p>
+            <w:r/>
+            <w:r>
+              <w:rPr>
+                <w:rFonts w:ascii="Aptos" w:hAnsi="Aptos"/>
+                <w:b w:val="0"/>
+                <w:color w:val="2D2D2D"/>
+                <w:sz w:val="18"/>
+              </w:rPr>
+              <w:t>Abre el detalle dividido del plan seleccionado.</w:t>
+            </w:r>
+          </w:p>
+        </w:tc>
+      </w:tr>
+    </w:tbl>
+    <w:p/>
+    <w:p>
+      <w:pPr>
+        <w:pStyle w:val="Heading1"/>
+      </w:pPr>
+      <w:r>
+        <w:t>8. Crear y previsualizar un plan</w:t>
+      </w:r>
+    </w:p>
+    <w:p>
+      <w:pPr>
+        <w:pStyle w:val="ListNumber"/>
+      </w:pPr>
+      <w:r>
+        <w:t>Selecciona Crear desde Explorar o desde Mis planes.</w:t>
+      </w:r>
+    </w:p>
+    <w:p>
+      <w:pPr>
+        <w:pStyle w:val="ListNumber"/>
+      </w:pPr>
+      <w:r>
+        <w:t>Revisa los campos de título, descripción, fecha, hora, visibilidad, límite de asistencia, ubicación, color y categoría.</w:t>
+      </w:r>
+    </w:p>
+    <w:p>
+      <w:pPr>
+        <w:pStyle w:val="ListNumber"/>
+      </w:pPr>
+      <w:r>
+        <w:t>Presiona Continuar para cambiar a la vista previa.</w:t>
+      </w:r>
+    </w:p>
+    <w:p>
+      <w:pPr>
+        <w:pStyle w:val="ListNumber"/>
+      </w:pPr>
+      <w:r>
+        <w:t>Revisa el resumen generado y presiona Publicar para cerrar el flujo.</w:t>
+      </w:r>
+    </w:p>
+    <w:p>
+      <w:r>
+        <w:t>Importante: el modal es una demostración visual. Los campos no están conectados a un estado de persistencia, Publicar no agrega un nuevo plan y al recargar se conservan únicamente los datos originales.</w:t>
       </w:r>
     </w:p>
     <w:p>
@@ -125,20 +1313,12 @@
         <w:pStyle w:val="Heading1"/>
       </w:pPr>
       <w:r>
-        <w:t>6. Crear un plan</w:t>
+        <w:t>9. Detalle y edición visual</w:t>
       </w:r>
     </w:p>
     <w:p>
       <w:r>
-        <w:t>Presiona Crear en Explorar o Crear un plan en Mis planes.</w:t>
-        <w:br/>
-        <w:t>Completa los campos visuales: título, descripción, fecha, hora, visibilidad, límite, ubicación, color y categoría.</w:t>
-        <w:br/>
-        <w:t>Presiona Continuar para ver la vista previa.</w:t>
-        <w:br/>
-        <w:t>Revisa la información mostrada y presiona Publicar para cerrar el flujo.</w:t>
-        <w:br/>
-        <w:t>Nota: en esta versión el formulario y la publicación son visuales; los datos no se guardan de forma permanente ni se agregan a la lista de planes.</w:t>
+        <w:t>El detalle del plan se presenta en un modal con información y un bloque de edición para escritorio. Los controles Eliminar plan y Actualizar representan la interfaz prevista, pero no ejecutan persistencia en una base de datos.</w:t>
       </w:r>
     </w:p>
     <w:p>
@@ -146,12 +1326,52 @@
         <w:pStyle w:val="Heading1"/>
       </w:pPr>
       <w:r>
-        <w:t>7. Detalle y edición</w:t>
+        <w:t>10. Notificaciones y avisos</w:t>
       </w:r>
     </w:p>
     <w:p>
       <w:r>
-        <w:t>El detalle presenta la información del plan y un bloque de edición en la misma vista para aprovechar el espacio de escritorio. Los botones Eliminar plan y Actualizar son elementos visuales del prototipo y no persisten cambios.</w:t>
+        <w:t>Esta vista presenta cuatro avisos simulados: recordatorio, cambio de fecha, cancelación y cambio de ubicación.</w:t>
+      </w:r>
+    </w:p>
+    <w:p>
+      <w:pPr>
+        <w:pStyle w:val="ListBullet"/>
+      </w:pPr>
+      <w:r>
+        <w:t>El buscador filtra por título o texto del aviso.</w:t>
+      </w:r>
+    </w:p>
+    <w:p>
+      <w:pPr>
+        <w:pStyle w:val="ListBullet"/>
+      </w:pPr>
+      <w:r>
+        <w:t>Los avisos no leídos muestran un punto azul.</w:t>
+      </w:r>
+    </w:p>
+    <w:p>
+      <w:pPr>
+        <w:pStyle w:val="ListBullet"/>
+      </w:pPr>
+      <w:r>
+        <w:t>Al seleccionar un aviso, se marca como leído durante la sesión actual.</w:t>
+      </w:r>
+    </w:p>
+    <w:p>
+      <w:pPr>
+        <w:pStyle w:val="ListBullet"/>
+      </w:pPr>
+      <w:r>
+        <w:t>Los cambios de fecha o ubicación se resaltan visualmente.</w:t>
+      </w:r>
+    </w:p>
+    <w:p>
+      <w:pPr>
+        <w:pStyle w:val="ListBullet"/>
+      </w:pPr>
+      <w:r>
+        <w:t>Las notificaciones se reinician al recargar porque no existe persistencia.</w:t>
       </w:r>
     </w:p>
     <w:p>
@@ -159,24 +1379,44 @@
         <w:pStyle w:val="Heading1"/>
       </w:pPr>
       <w:r>
-        <w:t>8. Navegación disponible</w:t>
+        <w:t>11. Eventos inscritos</w:t>
       </w:r>
     </w:p>
     <w:p>
       <w:r>
-        <w:t>Sección | Estado actual</w:t>
-        <w:br/>
-        <w:t>Explorar | Disponible con mapa y marcadores.</w:t>
-        <w:br/>
-        <w:t>Mis planes | Disponible con búsqueda, filtros y tarjetas.</w:t>
-        <w:br/>
-        <w:t>Notificaciones | Estructura visual; próximamente.</w:t>
-        <w:br/>
-        <w:t>Eventos inscritos | Estructura visual; próximamente.</w:t>
-        <w:br/>
-        <w:t>Chats | Estructura visual; próximamente.</w:t>
-        <w:br/>
-        <w:t>Perfil | Estructura visual; próximamente.</w:t>
+        <w:t>La vista contiene tarjetas de eventos con icono, título, descripción, fecha, hora, ubicación, participantes, capacidad, visibilidad y categoría en el detalle.</w:t>
+      </w:r>
+    </w:p>
+    <w:p>
+      <w:pPr>
+        <w:pStyle w:val="ListBullet"/>
+      </w:pPr>
+      <w:r>
+        <w:t>Utiliza Buscar para filtrar por título o ubicación.</w:t>
+      </w:r>
+    </w:p>
+    <w:p>
+      <w:pPr>
+        <w:pStyle w:val="ListBullet"/>
+      </w:pPr>
+      <w:r>
+        <w:t>Selecciona una tarjeta para abrir el detalle.</w:t>
+      </w:r>
+    </w:p>
+    <w:p>
+      <w:pPr>
+        <w:pStyle w:val="ListBullet"/>
+      </w:pPr>
+      <w:r>
+        <w:t>El botón Salir del evento abre una confirmación visual.</w:t>
+      </w:r>
+    </w:p>
+    <w:p>
+      <w:pPr>
+        <w:pStyle w:val="ListBullet"/>
+      </w:pPr>
+      <w:r>
+        <w:t>La salida del evento no modifica una base de datos y solo representa el flujo de interfaz.</w:t>
       </w:r>
     </w:p>
     <w:p>
@@ -184,12 +1424,52 @@
         <w:pStyle w:val="Heading1"/>
       </w:pPr>
       <w:r>
-        <w:t>9. Diseño adaptable</w:t>
+        <w:t>12. Chats</w:t>
       </w:r>
     </w:p>
     <w:p>
       <w:r>
-        <w:t>La interfaz se adapta a escritorio, tablet y móvil. En pantallas pequeñas el login pasa a una sola columna, la navegación se compacta, las tarjetas ocupan el ancho disponible y los modales se convierten en paneles inferiores.</w:t>
+        <w:t>Chats presenta una lista de conversaciones vinculadas con eventos inscritos. Cada tarjeta muestra el nombre del evento, último mensaje, hora y número de participantes.</w:t>
+      </w:r>
+    </w:p>
+    <w:p>
+      <w:pPr>
+        <w:pStyle w:val="ListNumber"/>
+      </w:pPr>
+      <w:r>
+        <w:t>Selecciona una conversación.</w:t>
+      </w:r>
+    </w:p>
+    <w:p>
+      <w:pPr>
+        <w:pStyle w:val="ListNumber"/>
+      </w:pPr>
+      <w:r>
+        <w:t>Consulta los mensajes iniciales de ejemplo.</w:t>
+      </w:r>
+    </w:p>
+    <w:p>
+      <w:pPr>
+        <w:pStyle w:val="ListNumber"/>
+      </w:pPr>
+      <w:r>
+        <w:t>Escribe un mensaje en el campo inferior.</w:t>
+      </w:r>
+    </w:p>
+    <w:p>
+      <w:pPr>
+        <w:pStyle w:val="ListNumber"/>
+      </w:pPr>
+      <w:r>
+        <w:t>Presiona el botón de envío o la tecla Enter.</w:t>
+      </w:r>
+    </w:p>
+    <w:p>
+      <w:pPr>
+        <w:pStyle w:val="ListNumber"/>
+      </w:pPr>
+      <w:r>
+        <w:t>El mensaje aparece como enviado por Tú durante la sesión actual.</w:t>
       </w:r>
     </w:p>
     <w:p>
@@ -197,12 +1477,357 @@
         <w:pStyle w:val="Heading1"/>
       </w:pPr>
       <w:r>
-        <w:t>10. Cerrar sesión</w:t>
+        <w:t>13. Perfil y cuenta</w:t>
       </w:r>
     </w:p>
     <w:p>
       <w:r>
-        <w:t>Utiliza el control de menú/cierre de sesión ubicado al final de la barra lateral. La aplicación volverá a la pantalla de acceso.</w:t>
+        <w:t>El perfil se abre desde el botón de menú de la barra lateral. Incluye información de estudiante y cinco opciones de navegación.</w:t>
+      </w:r>
+    </w:p>
+    <w:tbl>
+      <w:tblPr>
+        <w:tblStyle w:val="TableGrid"/>
+        <w:tblW w:type="auto" w:w="0"/>
+        <w:jc w:val="center"/>
+        <w:tblLook w:firstColumn="1" w:firstRow="1" w:lastColumn="0" w:lastRow="0" w:noHBand="0" w:noVBand="1" w:val="04A0"/>
+      </w:tblPr>
+      <w:tblGrid>
+        <w:gridCol w:w="4968"/>
+        <w:gridCol w:w="4968"/>
+      </w:tblGrid>
+      <w:tr>
+        <w:tc>
+          <w:tcPr>
+            <w:tcW w:type="dxa" w:w="4968"/>
+            <w:vAlign w:val="center"/>
+            <w:shd w:fill="2F5496"/>
+          </w:tcPr>
+          <w:p>
+            <w:r/>
+            <w:r>
+              <w:rPr>
+                <w:rFonts w:ascii="Aptos" w:hAnsi="Aptos"/>
+                <w:b/>
+                <w:color w:val="FFFFFF"/>
+                <w:sz w:val="18"/>
+              </w:rPr>
+              <w:t>Opción</w:t>
+            </w:r>
+          </w:p>
+        </w:tc>
+        <w:tc>
+          <w:tcPr>
+            <w:tcW w:type="dxa" w:w="4968"/>
+            <w:vAlign w:val="center"/>
+            <w:shd w:fill="2F5496"/>
+          </w:tcPr>
+          <w:p>
+            <w:r/>
+            <w:r>
+              <w:rPr>
+                <w:rFonts w:ascii="Aptos" w:hAnsi="Aptos"/>
+                <w:b/>
+                <w:color w:val="FFFFFF"/>
+                <w:sz w:val="18"/>
+              </w:rPr>
+              <w:t>Acción disponible</w:t>
+            </w:r>
+          </w:p>
+        </w:tc>
+      </w:tr>
+      <w:tr>
+        <w:tc>
+          <w:tcPr>
+            <w:tcW w:type="dxa" w:w="4968"/>
+            <w:vAlign w:val="center"/>
+          </w:tcPr>
+          <w:p>
+            <w:r/>
+            <w:r>
+              <w:rPr>
+                <w:rFonts w:ascii="Aptos" w:hAnsi="Aptos"/>
+                <w:b w:val="0"/>
+                <w:color w:val="2D2D2D"/>
+                <w:sz w:val="18"/>
+              </w:rPr>
+              <w:t>Perfil</w:t>
+            </w:r>
+          </w:p>
+        </w:tc>
+        <w:tc>
+          <w:tcPr>
+            <w:tcW w:type="dxa" w:w="4968"/>
+            <w:vAlign w:val="center"/>
+          </w:tcPr>
+          <w:p>
+            <w:r/>
+            <w:r>
+              <w:rPr>
+                <w:rFonts w:ascii="Aptos" w:hAnsi="Aptos"/>
+                <w:b w:val="0"/>
+                <w:color w:val="2D2D2D"/>
+                <w:sz w:val="18"/>
+              </w:rPr>
+              <w:t>Editar nombre, licenciatura y división; la matrícula es de solo lectura.</w:t>
+            </w:r>
+          </w:p>
+        </w:tc>
+      </w:tr>
+      <w:tr>
+        <w:tc>
+          <w:tcPr>
+            <w:tcW w:type="dxa" w:w="4968"/>
+            <w:vAlign w:val="center"/>
+          </w:tcPr>
+          <w:p>
+            <w:r/>
+            <w:r>
+              <w:rPr>
+                <w:rFonts w:ascii="Aptos" w:hAnsi="Aptos"/>
+                <w:b w:val="0"/>
+                <w:color w:val="2D2D2D"/>
+                <w:sz w:val="18"/>
+              </w:rPr>
+              <w:t>Configuración de cuenta</w:t>
+            </w:r>
+          </w:p>
+        </w:tc>
+        <w:tc>
+          <w:tcPr>
+            <w:tcW w:type="dxa" w:w="4968"/>
+            <w:vAlign w:val="center"/>
+          </w:tcPr>
+          <w:p>
+            <w:r/>
+            <w:r>
+              <w:rPr>
+                <w:rFonts w:ascii="Aptos" w:hAnsi="Aptos"/>
+                <w:b w:val="0"/>
+                <w:color w:val="2D2D2D"/>
+                <w:sz w:val="18"/>
+              </w:rPr>
+              <w:t>Acceder a Cambiar contraseña.</w:t>
+            </w:r>
+          </w:p>
+        </w:tc>
+      </w:tr>
+      <w:tr>
+        <w:tc>
+          <w:tcPr>
+            <w:tcW w:type="dxa" w:w="4968"/>
+            <w:vAlign w:val="center"/>
+          </w:tcPr>
+          <w:p>
+            <w:r/>
+            <w:r>
+              <w:rPr>
+                <w:rFonts w:ascii="Aptos" w:hAnsi="Aptos"/>
+                <w:b w:val="0"/>
+                <w:color w:val="2D2D2D"/>
+                <w:sz w:val="18"/>
+              </w:rPr>
+              <w:t>Cambiar contraseña</w:t>
+            </w:r>
+          </w:p>
+        </w:tc>
+        <w:tc>
+          <w:tcPr>
+            <w:tcW w:type="dxa" w:w="4968"/>
+            <w:vAlign w:val="center"/>
+          </w:tcPr>
+          <w:p>
+            <w:r/>
+            <w:r>
+              <w:rPr>
+                <w:rFonts w:ascii="Aptos" w:hAnsi="Aptos"/>
+                <w:b w:val="0"/>
+                <w:color w:val="2D2D2D"/>
+                <w:sz w:val="18"/>
+              </w:rPr>
+              <w:t>Capturar contraseña actual, nueva y confirmación.</w:t>
+            </w:r>
+          </w:p>
+        </w:tc>
+      </w:tr>
+      <w:tr>
+        <w:tc>
+          <w:tcPr>
+            <w:tcW w:type="dxa" w:w="4968"/>
+            <w:vAlign w:val="center"/>
+          </w:tcPr>
+          <w:p>
+            <w:r/>
+            <w:r>
+              <w:rPr>
+                <w:rFonts w:ascii="Aptos" w:hAnsi="Aptos"/>
+                <w:b w:val="0"/>
+                <w:color w:val="2D2D2D"/>
+                <w:sz w:val="18"/>
+              </w:rPr>
+              <w:t>Historial de eventos asistidos</w:t>
+            </w:r>
+          </w:p>
+        </w:tc>
+        <w:tc>
+          <w:tcPr>
+            <w:tcW w:type="dxa" w:w="4968"/>
+            <w:vAlign w:val="center"/>
+          </w:tcPr>
+          <w:p>
+            <w:r/>
+            <w:r>
+              <w:rPr>
+                <w:rFonts w:ascii="Aptos" w:hAnsi="Aptos"/>
+                <w:b w:val="0"/>
+                <w:color w:val="2D2D2D"/>
+                <w:sz w:val="18"/>
+              </w:rPr>
+              <w:t>Consultar eventos de ejemplo.</w:t>
+            </w:r>
+          </w:p>
+        </w:tc>
+      </w:tr>
+      <w:tr>
+        <w:tc>
+          <w:tcPr>
+            <w:tcW w:type="dxa" w:w="4968"/>
+            <w:vAlign w:val="center"/>
+          </w:tcPr>
+          <w:p>
+            <w:r/>
+            <w:r>
+              <w:rPr>
+                <w:rFonts w:ascii="Aptos" w:hAnsi="Aptos"/>
+                <w:b w:val="0"/>
+                <w:color w:val="2D2D2D"/>
+                <w:sz w:val="18"/>
+              </w:rPr>
+              <w:t>Ayuda o reportar un problema</w:t>
+            </w:r>
+          </w:p>
+        </w:tc>
+        <w:tc>
+          <w:tcPr>
+            <w:tcW w:type="dxa" w:w="4968"/>
+            <w:vAlign w:val="center"/>
+          </w:tcPr>
+          <w:p>
+            <w:r/>
+            <w:r>
+              <w:rPr>
+                <w:rFonts w:ascii="Aptos" w:hAnsi="Aptos"/>
+                <w:b w:val="0"/>
+                <w:color w:val="2D2D2D"/>
+                <w:sz w:val="18"/>
+              </w:rPr>
+              <w:t>Escribir y enviar un reporte visual.</w:t>
+            </w:r>
+          </w:p>
+        </w:tc>
+      </w:tr>
+      <w:tr>
+        <w:tc>
+          <w:tcPr>
+            <w:tcW w:type="dxa" w:w="4968"/>
+            <w:vAlign w:val="center"/>
+          </w:tcPr>
+          <w:p>
+            <w:r/>
+            <w:r>
+              <w:rPr>
+                <w:rFonts w:ascii="Aptos" w:hAnsi="Aptos"/>
+                <w:b w:val="0"/>
+                <w:color w:val="2D2D2D"/>
+                <w:sz w:val="18"/>
+              </w:rPr>
+              <w:t>Cerrar sesión</w:t>
+            </w:r>
+          </w:p>
+        </w:tc>
+        <w:tc>
+          <w:tcPr>
+            <w:tcW w:type="dxa" w:w="4968"/>
+            <w:vAlign w:val="center"/>
+          </w:tcPr>
+          <w:p>
+            <w:r/>
+            <w:r>
+              <w:rPr>
+                <w:rFonts w:ascii="Aptos" w:hAnsi="Aptos"/>
+                <w:b w:val="0"/>
+                <w:color w:val="2D2D2D"/>
+                <w:sz w:val="18"/>
+              </w:rPr>
+              <w:t>Mostrar confirmación y volver al login.</w:t>
+            </w:r>
+          </w:p>
+        </w:tc>
+      </w:tr>
+    </w:tbl>
+    <w:p/>
+    <w:p>
+      <w:pPr>
+        <w:pStyle w:val="Heading1"/>
+      </w:pPr>
+      <w:r>
+        <w:t>14. Diseño responsivo</w:t>
+      </w:r>
+    </w:p>
+    <w:p>
+      <w:pPr>
+        <w:pStyle w:val="ListBullet"/>
+      </w:pPr>
+      <w:r>
+        <w:t>En escritorio el login usa dos columnas y el área principal aprovecha el ancho disponible.</w:t>
+      </w:r>
+    </w:p>
+    <w:p>
+      <w:pPr>
+        <w:pStyle w:val="ListBullet"/>
+      </w:pPr>
+      <w:r>
+        <w:t>En móvil se oculta la fotografía del login y se muestra el formulario en una columna.</w:t>
+      </w:r>
+    </w:p>
+    <w:p>
+      <w:pPr>
+        <w:pStyle w:val="ListBullet"/>
+      </w:pPr>
+      <w:r>
+        <w:t>La barra lateral se compacta en pantallas pequeñas.</w:t>
+      </w:r>
+    </w:p>
+    <w:p>
+      <w:pPr>
+        <w:pStyle w:val="ListBullet"/>
+      </w:pPr>
+      <w:r>
+        <w:t>Las listas y tarjetas ocupan el ancho disponible.</w:t>
+      </w:r>
+    </w:p>
+    <w:p>
+      <w:pPr>
+        <w:pStyle w:val="ListBullet"/>
+      </w:pPr>
+      <w:r>
+        <w:t>Los modales se convierten en paneles adaptados al viewport.</w:t>
+      </w:r>
+    </w:p>
+    <w:p>
+      <w:pPr>
+        <w:pStyle w:val="ListBullet"/>
+      </w:pPr>
+      <w:r>
+        <w:t>El detalle y los formularios pasan de dos columnas a una cuando el ancho es reducido.</w:t>
+      </w:r>
+    </w:p>
+    <w:p>
+      <w:pPr>
+        <w:pStyle w:val="ListBullet"/>
+      </w:pPr>
+      <w:r>
+        <w:t>Se evita el desbordamiento horizontal global.</w:t>
       </w:r>
     </w:p>
     <w:p>
@@ -210,28 +1835,98 @@
         <w:pStyle w:val="Heading1"/>
       </w:pPr>
       <w:r>
-        <w:t>11. Limitaciones conocidas</w:t>
+        <w:t>15. Cerrar sesión</w:t>
       </w:r>
     </w:p>
     <w:p>
       <w:r>
-        <w:t>La autenticación es simulada y no utiliza un servidor ni una base de datos.</w:t>
-        <w:br/>
-        <w:t>Los planes de ejemplo provienen de datos locales.</w:t>
-        <w:br/>
-        <w:t>Crear, publicar, actualizar y eliminar no persisten información.</w:t>
-        <w:br/>
-        <w:t>Las secciones secundarias solo muestran un estado de Próximamente.</w:t>
+        <w:t>Abre el menú de la barra lateral, selecciona Cerrar sesión y confirma la acción. La aplicación restablece el estado de acceso y muestra el login.</w:t>
+      </w:r>
+    </w:p>
+    <w:p>
+      <w:pPr>
+        <w:pStyle w:val="Heading1"/>
+      </w:pPr>
+      <w:r>
+        <w:t>16. Limitaciones actuales</w:t>
+      </w:r>
+    </w:p>
+    <w:p>
+      <w:pPr>
+        <w:pStyle w:val="ListBullet"/>
+      </w:pPr>
+      <w:r>
+        <w:t>No existe backend, API ni base de datos.</w:t>
+      </w:r>
+    </w:p>
+    <w:p>
+      <w:pPr>
+        <w:pStyle w:val="ListBullet"/>
+      </w:pPr>
+      <w:r>
+        <w:t>La autenticación y la recuperación de contraseña son simuladas.</w:t>
+      </w:r>
+    </w:p>
+    <w:p>
+      <w:pPr>
+        <w:pStyle w:val="ListBullet"/>
+      </w:pPr>
+      <w:r>
+        <w:t>Los datos de planes, avisos, eventos, chats e historial son locales.</w:t>
+      </w:r>
+    </w:p>
+    <w:p>
+      <w:pPr>
+        <w:pStyle w:val="ListBullet"/>
+      </w:pPr>
+      <w:r>
+        <w:t>Las acciones de publicar, actualizar, eliminar, salir de eventos y guardar perfil no persisten después de recargar.</w:t>
+      </w:r>
+    </w:p>
+    <w:p>
+      <w:pPr>
+        <w:pStyle w:val="ListBullet"/>
+      </w:pPr>
+      <w:r>
+        <w:t>El mapa es una composición visual y no un mapa geográfico real.</w:t>
+      </w:r>
+    </w:p>
+    <w:p>
+      <w:pPr>
+        <w:pStyle w:val="ListBullet"/>
+      </w:pPr>
+      <w:r>
+        <w:t>Las secciones no representan usuarios conectados reales ni permisos de acceso.</w:t>
       </w:r>
     </w:p>
     <w:sectPr>
+      <w:footerReference w:type="default" r:id="rId9"/>
       <w:pgSz w:w="12240" w:h="15840"/>
-      <w:pgMar w:top="1440" w:right="1800" w:bottom="1440" w:left="1800" w:header="720" w:footer="720" w:gutter="0"/>
+      <w:pgMar w:top="1008" w:right="1152" w:bottom="1008" w:left="1152" w:header="720" w:footer="720" w:gutter="0"/>
       <w:cols w:space="720"/>
       <w:docGrid w:linePitch="360"/>
     </w:sectPr>
   </w:body>
 </w:document>
+</file>
+
+<file path=word/footer1.xml><?xml version="1.0" encoding="utf-8"?>
+<w:ftr xmlns:m="http://schemas.openxmlformats.org/officeDocument/2006/math" xmlns:mc="http://schemas.openxmlformats.org/markup-compatibility/2006" xmlns:mo="http://schemas.microsoft.com/office/mac/office/2008/main" xmlns:mv="urn:schemas-microsoft-com:mac:vml" xmlns:o="urn:schemas-microsoft-com:office:office" xmlns:r="http://schemas.openxmlformats.org/officeDocument/2006/relationships" xmlns:v="urn:schemas-microsoft-com:vml" xmlns:w10="urn:schemas-microsoft-com:office:word" xmlns:w14="http://schemas.microsoft.com/office/word/2010/wordml" xmlns:w="http://schemas.openxmlformats.org/wordprocessingml/2006/main" xmlns:wne="http://schemas.microsoft.com/office/word/2006/wordml" xmlns:wp14="http://schemas.microsoft.com/office/word/2010/wordprocessingDrawing" xmlns:wp="http://schemas.openxmlformats.org/drawingml/2006/wordprocessingDrawing" xmlns:wpc="http://schemas.microsoft.com/office/word/2010/wordprocessingCanvas" xmlns:wpg="http://schemas.microsoft.com/office/word/2010/wordprocessingGroup" xmlns:wpi="http://schemas.microsoft.com/office/word/2010/wordprocessingInk" xmlns:wps="http://schemas.microsoft.com/office/word/2010/wordprocessingShape" mc:Ignorable="w14 wp14">
+  <w:p>
+    <w:pPr>
+      <w:pStyle w:val="Footer"/>
+      <w:jc w:val="center"/>
+    </w:pPr>
+    <w:r>
+      <w:rPr>
+        <w:rFonts w:ascii="Aptos" w:hAnsi="Aptos"/>
+        <w:color w:val="595959"/>
+        <w:sz w:val="16"/>
+      </w:rPr>
+      <w:t>Olwe - Sistema web universitario | Actualizado el 23 de septiembre de 2026</w:t>
+    </w:r>
+  </w:p>
+</w:ftr>
 </file>
 
 <file path=word/numbering.xml><?xml version="1.0" encoding="utf-8"?>
@@ -597,6 +2292,11 @@
     <w:name w:val="Normal"/>
     <w:qFormat/>
     <w:rsid w:val="00FC693F"/>
+    <w:rPr>
+      <w:rFonts w:ascii="Aptos" w:hAnsi="Aptos"/>
+      <w:color w:val="2D2D2D"/>
+      <w:sz w:val="20"/>
+    </w:rPr>
   </w:style>
   <w:style w:type="paragraph" w:styleId="Header">
     <w:name w:val="header"/>
@@ -657,11 +2357,11 @@
       <w:outlineLvl w:val="0"/>
     </w:pPr>
     <w:rPr>
-      <w:rFonts w:asciiTheme="majorHAnsi" w:eastAsiaTheme="majorEastAsia" w:hAnsiTheme="majorHAnsi" w:cstheme="majorBidi"/>
+      <w:rFonts w:asciiTheme="majorHAnsi" w:eastAsiaTheme="majorEastAsia" w:hAnsiTheme="majorHAnsi" w:cstheme="majorBidi" w:ascii="Aptos Display" w:hAnsi="Aptos Display"/>
       <w:b/>
       <w:bCs/>
-      <w:color w:val="365F91" w:themeColor="accent1" w:themeShade="BF"/>
-      <w:sz w:val="28"/>
+      <w:color w:val="1F3864"/>
+      <w:sz w:val="32"/>
       <w:szCs w:val="28"/>
     </w:rPr>
   </w:style>
@@ -681,10 +2381,10 @@
       <w:outlineLvl w:val="1"/>
     </w:pPr>
     <w:rPr>
-      <w:rFonts w:asciiTheme="majorHAnsi" w:eastAsiaTheme="majorEastAsia" w:hAnsiTheme="majorHAnsi" w:cstheme="majorBidi"/>
+      <w:rFonts w:asciiTheme="majorHAnsi" w:eastAsiaTheme="majorEastAsia" w:hAnsiTheme="majorHAnsi" w:cstheme="majorBidi" w:ascii="Aptos Display" w:hAnsi="Aptos Display"/>
       <w:b/>
       <w:bCs/>
-      <w:color w:val="4F81BD" w:themeColor="accent1"/>
+      <w:color w:val="2F5496"/>
       <w:sz w:val="26"/>
       <w:szCs w:val="26"/>
     </w:rPr>
@@ -705,10 +2405,11 @@
       <w:outlineLvl w:val="2"/>
     </w:pPr>
     <w:rPr>
-      <w:rFonts w:asciiTheme="majorHAnsi" w:eastAsiaTheme="majorEastAsia" w:hAnsiTheme="majorHAnsi" w:cstheme="majorBidi"/>
+      <w:rFonts w:asciiTheme="majorHAnsi" w:eastAsiaTheme="majorEastAsia" w:hAnsiTheme="majorHAnsi" w:cstheme="majorBidi" w:ascii="Aptos Display" w:hAnsi="Aptos Display"/>
       <w:b/>
       <w:bCs/>
-      <w:color w:val="4F81BD" w:themeColor="accent1"/>
+      <w:color w:val="2F5496"/>
+      <w:sz w:val="22"/>
     </w:rPr>
   </w:style>
   <w:style w:type="paragraph" w:styleId="Heading4">
@@ -946,11 +2647,12 @@
       <w:contextualSpacing/>
     </w:pPr>
     <w:rPr>
-      <w:rFonts w:asciiTheme="majorHAnsi" w:eastAsiaTheme="majorEastAsia" w:hAnsiTheme="majorHAnsi" w:cstheme="majorBidi"/>
-      <w:color w:val="17365D" w:themeColor="text2" w:themeShade="BF"/>
+      <w:rFonts w:asciiTheme="majorHAnsi" w:eastAsiaTheme="majorEastAsia" w:hAnsiTheme="majorHAnsi" w:cstheme="majorBidi" w:ascii="Aptos Display" w:hAnsi="Aptos Display"/>
+      <w:b/>
+      <w:color w:val="1F3864"/>
       <w:spacing w:val="5"/>
       <w:kern w:val="28"/>
-      <w:sz w:val="52"/>
+      <w:sz w:val="48"/>
       <w:szCs w:val="52"/>
     </w:rPr>
   </w:style>
